--- a/public/plantillas/plantilla contrato.docx
+++ b/public/plantillas/plantilla contrato.docx
@@ -1740,6 +1740,674 @@
             </w:pPr>
             <w:r>
               <w:t>[DIRECCION_DEPENDIENTE_2]</w:t>
+            </w:r>
+          </w:p>
+        </w:tc>
+      </w:tr>
+      <w:tr w14:paraId="3D3DD">
+        <w:tc>
+          <w:tcPr>
+            <w:tcW w:w="2410" w:type="dxa"/>
+            <w:tcBorders>
+              <w:top w:val="single" w:sz="6" w:space="0" w:color="000000"/>
+              <w:left w:val="single" w:sz="6" w:space="0" w:color="000000"/>
+              <w:bottom w:val="single" w:sz="6" w:space="0" w:color="000000"/>
+              <w:right w:val="single" w:sz="6" w:space="0" w:color="000000"/>
+            </w:tcBorders>
+            <w:tcMar>
+              <w:top w:w="90" w:type="dxa"/>
+              <w:left w:w="120" w:type="dxa"/>
+              <w:bottom w:w="90" w:type="dxa"/>
+              <w:right w:w="120" w:type="dxa"/>
+            </w:tcMar>
+          </w:tcPr>
+          <w:p w14:paraId="3D3DD">
+            <w:pPr>
+              <w:pBdr>
+                <w:top w:val="nil"/>
+                <w:left w:val="nil"/>
+                <w:bottom w:val="nil"/>
+                <w:right w:val="nil"/>
+                <w:between w:val="nil"/>
+              </w:pBdr>
+              <w:spacing w:before="90" w:after="0"/>
+              <w:ind w:left="0" w:right="-846"/>
+            </w:pPr>
+            <w:r>
+              <w:t>[NOMBRE_DEPENDIENTE_3]</w:t>
+            </w:r>
+          </w:p>
+        </w:tc>
+        <w:tc>
+          <w:tcPr>
+            <w:tcW w:w="2126" w:type="dxa"/>
+            <w:tcBorders>
+              <w:top w:val="single" w:sz="6" w:space="0" w:color="000000"/>
+              <w:left w:val="single" w:sz="6" w:space="0" w:color="000000"/>
+              <w:bottom w:val="single" w:sz="6" w:space="0" w:color="000000"/>
+              <w:right w:val="single" w:sz="6" w:space="0" w:color="000000"/>
+            </w:tcBorders>
+            <w:tcMar>
+              <w:top w:w="90" w:type="dxa"/>
+              <w:left w:w="120" w:type="dxa"/>
+              <w:bottom w:w="90" w:type="dxa"/>
+              <w:right w:w="120" w:type="dxa"/>
+            </w:tcMar>
+          </w:tcPr>
+          <w:p w14:paraId="3D3DD">
+            <w:pPr>
+              <w:pBdr>
+                <w:top w:val="nil"/>
+                <w:left w:val="nil"/>
+                <w:bottom w:val="nil"/>
+                <w:right w:val="nil"/>
+                <w:between w:val="nil"/>
+              </w:pBdr>
+              <w:spacing w:before="90" w:after="0"/>
+              <w:ind w:left="0" w:right="-846"/>
+            </w:pPr>
+            <w:r>
+              <w:t>[APELLIDO_DEPENDIENTE_3]</w:t>
+            </w:r>
+          </w:p>
+        </w:tc>
+        <w:tc>
+          <w:tcPr>
+            <w:tcW w:w="851" w:type="dxa"/>
+            <w:tcBorders>
+              <w:top w:val="single" w:sz="6" w:space="0" w:color="000000"/>
+              <w:left w:val="single" w:sz="6" w:space="0" w:color="000000"/>
+              <w:bottom w:val="single" w:sz="6" w:space="0" w:color="000000"/>
+              <w:right w:val="single" w:sz="6" w:space="0" w:color="000000"/>
+            </w:tcBorders>
+            <w:tcMar>
+              <w:top w:w="90" w:type="dxa"/>
+              <w:left w:w="120" w:type="dxa"/>
+              <w:bottom w:w="90" w:type="dxa"/>
+              <w:right w:w="120" w:type="dxa"/>
+            </w:tcMar>
+          </w:tcPr>
+          <w:p w14:paraId="3D3DD">
+            <w:pPr>
+              <w:pBdr>
+                <w:top w:val="nil"/>
+                <w:left w:val="nil"/>
+                <w:bottom w:val="nil"/>
+                <w:right w:val="nil"/>
+                <w:between w:val="nil"/>
+              </w:pBdr>
+              <w:spacing w:before="90" w:after="0"/>
+              <w:ind w:left="0" w:right="-846"/>
+            </w:pPr>
+            <w:r>
+              <w:t>[EDAD_DEPENDIENTE_3]</w:t>
+            </w:r>
+          </w:p>
+        </w:tc>
+        <w:tc>
+          <w:tcPr>
+            <w:tcW w:w="2693" w:type="dxa"/>
+            <w:tcBorders>
+              <w:top w:val="single" w:sz="6" w:space="0" w:color="000000"/>
+              <w:left w:val="single" w:sz="6" w:space="0" w:color="000000"/>
+              <w:bottom w:val="single" w:sz="6" w:space="0" w:color="000000"/>
+              <w:right w:val="single" w:sz="6" w:space="0" w:color="000000"/>
+            </w:tcBorders>
+            <w:tcMar>
+              <w:top w:w="90" w:type="dxa"/>
+              <w:left w:w="120" w:type="dxa"/>
+              <w:bottom w:w="90" w:type="dxa"/>
+              <w:right w:w="120" w:type="dxa"/>
+            </w:tcMar>
+          </w:tcPr>
+          <w:p w14:paraId="3D3DD">
+            <w:pPr>
+              <w:pBdr>
+                <w:top w:val="nil"/>
+                <w:left w:val="nil"/>
+                <w:bottom w:val="nil"/>
+                <w:right w:val="nil"/>
+                <w:between w:val="nil"/>
+              </w:pBdr>
+              <w:spacing w:before="90" w:after="0"/>
+              <w:ind w:left="0" w:right="-846"/>
+            </w:pPr>
+            <w:r>
+              <w:t>[PARENTESCO_DEPENDIENTE_3]</w:t>
+            </w:r>
+          </w:p>
+        </w:tc>
+        <w:tc>
+          <w:tcPr>
+            <w:tcW w:w="2835" w:type="dxa"/>
+            <w:tcBorders>
+              <w:top w:val="single" w:sz="6" w:space="0" w:color="000000"/>
+              <w:left w:val="single" w:sz="6" w:space="0" w:color="000000"/>
+              <w:bottom w:val="single" w:sz="6" w:space="0" w:color="000000"/>
+              <w:right w:val="single" w:sz="6" w:space="0" w:color="000000"/>
+            </w:tcBorders>
+            <w:tcMar>
+              <w:top w:w="90" w:type="dxa"/>
+              <w:left w:w="120" w:type="dxa"/>
+              <w:bottom w:w="90" w:type="dxa"/>
+              <w:right w:w="120" w:type="dxa"/>
+            </w:tcMar>
+          </w:tcPr>
+          <w:p w14:paraId="3D3DD">
+            <w:pPr>
+              <w:pBdr>
+                <w:top w:val="nil"/>
+                <w:left w:val="nil"/>
+                <w:bottom w:val="nil"/>
+                <w:right w:val="nil"/>
+                <w:between w:val="nil"/>
+              </w:pBdr>
+              <w:spacing w:before="90" w:after="0"/>
+              <w:ind w:left="0" w:right="-846"/>
+            </w:pPr>
+            <w:r>
+              <w:t>[DIRECCION_DEPENDIENTE_3]</w:t>
+            </w:r>
+          </w:p>
+        </w:tc>
+      </w:tr>
+      <w:tr w14:paraId="4D4DD">
+        <w:tc>
+          <w:tcPr>
+            <w:tcW w:w="2410" w:type="dxa"/>
+            <w:tcBorders>
+              <w:top w:val="single" w:sz="6" w:space="0" w:color="000000"/>
+              <w:left w:val="single" w:sz="6" w:space="0" w:color="000000"/>
+              <w:bottom w:val="single" w:sz="6" w:space="0" w:color="000000"/>
+              <w:right w:val="single" w:sz="6" w:space="0" w:color="000000"/>
+            </w:tcBorders>
+            <w:tcMar>
+              <w:top w:w="90" w:type="dxa"/>
+              <w:left w:w="120" w:type="dxa"/>
+              <w:bottom w:w="90" w:type="dxa"/>
+              <w:right w:w="120" w:type="dxa"/>
+            </w:tcMar>
+          </w:tcPr>
+          <w:p w14:paraId="4D4DD">
+            <w:pPr>
+              <w:pBdr>
+                <w:top w:val="nil"/>
+                <w:left w:val="nil"/>
+                <w:bottom w:val="nil"/>
+                <w:right w:val="nil"/>
+                <w:between w:val="nil"/>
+              </w:pBdr>
+              <w:spacing w:before="90" w:after="0"/>
+              <w:ind w:left="0" w:right="-846"/>
+            </w:pPr>
+            <w:r>
+              <w:t>[NOMBRE_DEPENDIENTE_4]</w:t>
+            </w:r>
+          </w:p>
+        </w:tc>
+        <w:tc>
+          <w:tcPr>
+            <w:tcW w:w="2126" w:type="dxa"/>
+            <w:tcBorders>
+              <w:top w:val="single" w:sz="6" w:space="0" w:color="000000"/>
+              <w:left w:val="single" w:sz="6" w:space="0" w:color="000000"/>
+              <w:bottom w:val="single" w:sz="6" w:space="0" w:color="000000"/>
+              <w:right w:val="single" w:sz="6" w:space="0" w:color="000000"/>
+            </w:tcBorders>
+            <w:tcMar>
+              <w:top w:w="90" w:type="dxa"/>
+              <w:left w:w="120" w:type="dxa"/>
+              <w:bottom w:w="90" w:type="dxa"/>
+              <w:right w:w="120" w:type="dxa"/>
+            </w:tcMar>
+          </w:tcPr>
+          <w:p w14:paraId="4D4DD">
+            <w:pPr>
+              <w:pBdr>
+                <w:top w:val="nil"/>
+                <w:left w:val="nil"/>
+                <w:bottom w:val="nil"/>
+                <w:right w:val="nil"/>
+                <w:between w:val="nil"/>
+              </w:pBdr>
+              <w:spacing w:before="90" w:after="0"/>
+              <w:ind w:left="0" w:right="-846"/>
+            </w:pPr>
+            <w:r>
+              <w:t>[APELLIDO_DEPENDIENTE_4]</w:t>
+            </w:r>
+          </w:p>
+        </w:tc>
+        <w:tc>
+          <w:tcPr>
+            <w:tcW w:w="851" w:type="dxa"/>
+            <w:tcBorders>
+              <w:top w:val="single" w:sz="6" w:space="0" w:color="000000"/>
+              <w:left w:val="single" w:sz="6" w:space="0" w:color="000000"/>
+              <w:bottom w:val="single" w:sz="6" w:space="0" w:color="000000"/>
+              <w:right w:val="single" w:sz="6" w:space="0" w:color="000000"/>
+            </w:tcBorders>
+            <w:tcMar>
+              <w:top w:w="90" w:type="dxa"/>
+              <w:left w:w="120" w:type="dxa"/>
+              <w:bottom w:w="90" w:type="dxa"/>
+              <w:right w:w="120" w:type="dxa"/>
+            </w:tcMar>
+          </w:tcPr>
+          <w:p w14:paraId="4D4DD">
+            <w:pPr>
+              <w:pBdr>
+                <w:top w:val="nil"/>
+                <w:left w:val="nil"/>
+                <w:bottom w:val="nil"/>
+                <w:right w:val="nil"/>
+                <w:between w:val="nil"/>
+              </w:pBdr>
+              <w:spacing w:before="90" w:after="0"/>
+              <w:ind w:left="0" w:right="-846"/>
+            </w:pPr>
+            <w:r>
+              <w:t>[EDAD_DEPENDIENTE_4]</w:t>
+            </w:r>
+          </w:p>
+        </w:tc>
+        <w:tc>
+          <w:tcPr>
+            <w:tcW w:w="2693" w:type="dxa"/>
+            <w:tcBorders>
+              <w:top w:val="single" w:sz="6" w:space="0" w:color="000000"/>
+              <w:left w:val="single" w:sz="6" w:space="0" w:color="000000"/>
+              <w:bottom w:val="single" w:sz="6" w:space="0" w:color="000000"/>
+              <w:right w:val="single" w:sz="6" w:space="0" w:color="000000"/>
+            </w:tcBorders>
+            <w:tcMar>
+              <w:top w:w="90" w:type="dxa"/>
+              <w:left w:w="120" w:type="dxa"/>
+              <w:bottom w:w="90" w:type="dxa"/>
+              <w:right w:w="120" w:type="dxa"/>
+            </w:tcMar>
+          </w:tcPr>
+          <w:p w14:paraId="4D4DD">
+            <w:pPr>
+              <w:pBdr>
+                <w:top w:val="nil"/>
+                <w:left w:val="nil"/>
+                <w:bottom w:val="nil"/>
+                <w:right w:val="nil"/>
+                <w:between w:val="nil"/>
+              </w:pBdr>
+              <w:spacing w:before="90" w:after="0"/>
+              <w:ind w:left="0" w:right="-846"/>
+            </w:pPr>
+            <w:r>
+              <w:t>[PARENTESCO_DEPENDIENTE_4]</w:t>
+            </w:r>
+          </w:p>
+        </w:tc>
+        <w:tc>
+          <w:tcPr>
+            <w:tcW w:w="2835" w:type="dxa"/>
+            <w:tcBorders>
+              <w:top w:val="single" w:sz="6" w:space="0" w:color="000000"/>
+              <w:left w:val="single" w:sz="6" w:space="0" w:color="000000"/>
+              <w:bottom w:val="single" w:sz="6" w:space="0" w:color="000000"/>
+              <w:right w:val="single" w:sz="6" w:space="0" w:color="000000"/>
+            </w:tcBorders>
+            <w:tcMar>
+              <w:top w:w="90" w:type="dxa"/>
+              <w:left w:w="120" w:type="dxa"/>
+              <w:bottom w:w="90" w:type="dxa"/>
+              <w:right w:w="120" w:type="dxa"/>
+            </w:tcMar>
+          </w:tcPr>
+          <w:p w14:paraId="4D4DD">
+            <w:pPr>
+              <w:pBdr>
+                <w:top w:val="nil"/>
+                <w:left w:val="nil"/>
+                <w:bottom w:val="nil"/>
+                <w:right w:val="nil"/>
+                <w:between w:val="nil"/>
+              </w:pBdr>
+              <w:spacing w:before="90" w:after="0"/>
+              <w:ind w:left="0" w:right="-846"/>
+            </w:pPr>
+            <w:r>
+              <w:t>[DIRECCION_DEPENDIENTE_4]</w:t>
+            </w:r>
+          </w:p>
+        </w:tc>
+      </w:tr>
+      <w:tr w14:paraId="5D5DD">
+        <w:tc>
+          <w:tcPr>
+            <w:tcW w:w="2410" w:type="dxa"/>
+            <w:tcBorders>
+              <w:top w:val="single" w:sz="6" w:space="0" w:color="000000"/>
+              <w:left w:val="single" w:sz="6" w:space="0" w:color="000000"/>
+              <w:bottom w:val="single" w:sz="6" w:space="0" w:color="000000"/>
+              <w:right w:val="single" w:sz="6" w:space="0" w:color="000000"/>
+            </w:tcBorders>
+            <w:tcMar>
+              <w:top w:w="90" w:type="dxa"/>
+              <w:left w:w="120" w:type="dxa"/>
+              <w:bottom w:w="90" w:type="dxa"/>
+              <w:right w:w="120" w:type="dxa"/>
+            </w:tcMar>
+          </w:tcPr>
+          <w:p w14:paraId="5D5DD">
+            <w:pPr>
+              <w:pBdr>
+                <w:top w:val="nil"/>
+                <w:left w:val="nil"/>
+                <w:bottom w:val="nil"/>
+                <w:right w:val="nil"/>
+                <w:between w:val="nil"/>
+              </w:pBdr>
+              <w:spacing w:before="90" w:after="0"/>
+              <w:ind w:left="0" w:right="-846"/>
+            </w:pPr>
+            <w:r>
+              <w:t>[NOMBRE_DEPENDIENTE_5]</w:t>
+            </w:r>
+          </w:p>
+        </w:tc>
+        <w:tc>
+          <w:tcPr>
+            <w:tcW w:w="2126" w:type="dxa"/>
+            <w:tcBorders>
+              <w:top w:val="single" w:sz="6" w:space="0" w:color="000000"/>
+              <w:left w:val="single" w:sz="6" w:space="0" w:color="000000"/>
+              <w:bottom w:val="single" w:sz="6" w:space="0" w:color="000000"/>
+              <w:right w:val="single" w:sz="6" w:space="0" w:color="000000"/>
+            </w:tcBorders>
+            <w:tcMar>
+              <w:top w:w="90" w:type="dxa"/>
+              <w:left w:w="120" w:type="dxa"/>
+              <w:bottom w:w="90" w:type="dxa"/>
+              <w:right w:w="120" w:type="dxa"/>
+            </w:tcMar>
+          </w:tcPr>
+          <w:p w14:paraId="5D5DD">
+            <w:pPr>
+              <w:pBdr>
+                <w:top w:val="nil"/>
+                <w:left w:val="nil"/>
+                <w:bottom w:val="nil"/>
+                <w:right w:val="nil"/>
+                <w:between w:val="nil"/>
+              </w:pBdr>
+              <w:spacing w:before="90" w:after="0"/>
+              <w:ind w:left="0" w:right="-846"/>
+            </w:pPr>
+            <w:r>
+              <w:t>[APELLIDO_DEPENDIENTE_5]</w:t>
+            </w:r>
+          </w:p>
+        </w:tc>
+        <w:tc>
+          <w:tcPr>
+            <w:tcW w:w="851" w:type="dxa"/>
+            <w:tcBorders>
+              <w:top w:val="single" w:sz="6" w:space="0" w:color="000000"/>
+              <w:left w:val="single" w:sz="6" w:space="0" w:color="000000"/>
+              <w:bottom w:val="single" w:sz="6" w:space="0" w:color="000000"/>
+              <w:right w:val="single" w:sz="6" w:space="0" w:color="000000"/>
+            </w:tcBorders>
+            <w:tcMar>
+              <w:top w:w="90" w:type="dxa"/>
+              <w:left w:w="120" w:type="dxa"/>
+              <w:bottom w:w="90" w:type="dxa"/>
+              <w:right w:w="120" w:type="dxa"/>
+            </w:tcMar>
+          </w:tcPr>
+          <w:p w14:paraId="5D5DD">
+            <w:pPr>
+              <w:pBdr>
+                <w:top w:val="nil"/>
+                <w:left w:val="nil"/>
+                <w:bottom w:val="nil"/>
+                <w:right w:val="nil"/>
+                <w:between w:val="nil"/>
+              </w:pBdr>
+              <w:spacing w:before="90" w:after="0"/>
+              <w:ind w:left="0" w:right="-846"/>
+            </w:pPr>
+            <w:r>
+              <w:t>[EDAD_DEPENDIENTE_5]</w:t>
+            </w:r>
+          </w:p>
+        </w:tc>
+        <w:tc>
+          <w:tcPr>
+            <w:tcW w:w="2693" w:type="dxa"/>
+            <w:tcBorders>
+              <w:top w:val="single" w:sz="6" w:space="0" w:color="000000"/>
+              <w:left w:val="single" w:sz="6" w:space="0" w:color="000000"/>
+              <w:bottom w:val="single" w:sz="6" w:space="0" w:color="000000"/>
+              <w:right w:val="single" w:sz="6" w:space="0" w:color="000000"/>
+            </w:tcBorders>
+            <w:tcMar>
+              <w:top w:w="90" w:type="dxa"/>
+              <w:left w:w="120" w:type="dxa"/>
+              <w:bottom w:w="90" w:type="dxa"/>
+              <w:right w:w="120" w:type="dxa"/>
+            </w:tcMar>
+          </w:tcPr>
+          <w:p w14:paraId="5D5DD">
+            <w:pPr>
+              <w:pBdr>
+                <w:top w:val="nil"/>
+                <w:left w:val="nil"/>
+                <w:bottom w:val="nil"/>
+                <w:right w:val="nil"/>
+                <w:between w:val="nil"/>
+              </w:pBdr>
+              <w:spacing w:before="90" w:after="0"/>
+              <w:ind w:left="0" w:right="-846"/>
+            </w:pPr>
+            <w:r>
+              <w:t>[PARENTESCO_DEPENDIENTE_5]</w:t>
+            </w:r>
+          </w:p>
+        </w:tc>
+        <w:tc>
+          <w:tcPr>
+            <w:tcW w:w="2835" w:type="dxa"/>
+            <w:tcBorders>
+              <w:top w:val="single" w:sz="6" w:space="0" w:color="000000"/>
+              <w:left w:val="single" w:sz="6" w:space="0" w:color="000000"/>
+              <w:bottom w:val="single" w:sz="6" w:space="0" w:color="000000"/>
+              <w:right w:val="single" w:sz="6" w:space="0" w:color="000000"/>
+            </w:tcBorders>
+            <w:tcMar>
+              <w:top w:w="90" w:type="dxa"/>
+              <w:left w:w="120" w:type="dxa"/>
+              <w:bottom w:w="90" w:type="dxa"/>
+              <w:right w:w="120" w:type="dxa"/>
+            </w:tcMar>
+          </w:tcPr>
+          <w:p w14:paraId="5D5DD">
+            <w:pPr>
+              <w:pBdr>
+                <w:top w:val="nil"/>
+                <w:left w:val="nil"/>
+                <w:bottom w:val="nil"/>
+                <w:right w:val="nil"/>
+                <w:between w:val="nil"/>
+              </w:pBdr>
+              <w:spacing w:before="90" w:after="0"/>
+              <w:ind w:left="0" w:right="-846"/>
+            </w:pPr>
+            <w:r>
+              <w:t>[DIRECCION_DEPENDIENTE_5]</w:t>
+            </w:r>
+          </w:p>
+        </w:tc>
+      </w:tr>
+      <w:tr w14:paraId="6D6DD">
+        <w:tc>
+          <w:tcPr>
+            <w:tcW w:w="2410" w:type="dxa"/>
+            <w:tcBorders>
+              <w:top w:val="single" w:sz="6" w:space="0" w:color="000000"/>
+              <w:left w:val="single" w:sz="6" w:space="0" w:color="000000"/>
+              <w:bottom w:val="single" w:sz="6" w:space="0" w:color="000000"/>
+              <w:right w:val="single" w:sz="6" w:space="0" w:color="000000"/>
+            </w:tcBorders>
+            <w:tcMar>
+              <w:top w:w="90" w:type="dxa"/>
+              <w:left w:w="120" w:type="dxa"/>
+              <w:bottom w:w="90" w:type="dxa"/>
+              <w:right w:w="120" w:type="dxa"/>
+            </w:tcMar>
+          </w:tcPr>
+          <w:p w14:paraId="6D6DD">
+            <w:pPr>
+              <w:pBdr>
+                <w:top w:val="nil"/>
+                <w:left w:val="nil"/>
+                <w:bottom w:val="nil"/>
+                <w:right w:val="nil"/>
+                <w:between w:val="nil"/>
+              </w:pBdr>
+              <w:spacing w:before="90" w:after="0"/>
+              <w:ind w:left="0" w:right="-846"/>
+            </w:pPr>
+            <w:r>
+              <w:t>[NOMBRE_DEPENDIENTE_6]</w:t>
+            </w:r>
+          </w:p>
+        </w:tc>
+        <w:tc>
+          <w:tcPr>
+            <w:tcW w:w="2126" w:type="dxa"/>
+            <w:tcBorders>
+              <w:top w:val="single" w:sz="6" w:space="0" w:color="000000"/>
+              <w:left w:val="single" w:sz="6" w:space="0" w:color="000000"/>
+              <w:bottom w:val="single" w:sz="6" w:space="0" w:color="000000"/>
+              <w:right w:val="single" w:sz="6" w:space="0" w:color="000000"/>
+            </w:tcBorders>
+            <w:tcMar>
+              <w:top w:w="90" w:type="dxa"/>
+              <w:left w:w="120" w:type="dxa"/>
+              <w:bottom w:w="90" w:type="dxa"/>
+              <w:right w:w="120" w:type="dxa"/>
+            </w:tcMar>
+          </w:tcPr>
+          <w:p w14:paraId="6D6DD">
+            <w:pPr>
+              <w:pBdr>
+                <w:top w:val="nil"/>
+                <w:left w:val="nil"/>
+                <w:bottom w:val="nil"/>
+                <w:right w:val="nil"/>
+                <w:between w:val="nil"/>
+              </w:pBdr>
+              <w:spacing w:before="90" w:after="0"/>
+              <w:ind w:left="0" w:right="-846"/>
+            </w:pPr>
+            <w:r>
+              <w:t>[APELLIDO_DEPENDIENTE_6]</w:t>
+            </w:r>
+          </w:p>
+        </w:tc>
+        <w:tc>
+          <w:tcPr>
+            <w:tcW w:w="851" w:type="dxa"/>
+            <w:tcBorders>
+              <w:top w:val="single" w:sz="6" w:space="0" w:color="000000"/>
+              <w:left w:val="single" w:sz="6" w:space="0" w:color="000000"/>
+              <w:bottom w:val="single" w:sz="6" w:space="0" w:color="000000"/>
+              <w:right w:val="single" w:sz="6" w:space="0" w:color="000000"/>
+            </w:tcBorders>
+            <w:tcMar>
+              <w:top w:w="90" w:type="dxa"/>
+              <w:left w:w="120" w:type="dxa"/>
+              <w:bottom w:w="90" w:type="dxa"/>
+              <w:right w:w="120" w:type="dxa"/>
+            </w:tcMar>
+          </w:tcPr>
+          <w:p w14:paraId="6D6DD">
+            <w:pPr>
+              <w:pBdr>
+                <w:top w:val="nil"/>
+                <w:left w:val="nil"/>
+                <w:bottom w:val="nil"/>
+                <w:right w:val="nil"/>
+                <w:between w:val="nil"/>
+              </w:pBdr>
+              <w:spacing w:before="90" w:after="0"/>
+              <w:ind w:left="0" w:right="-846"/>
+            </w:pPr>
+            <w:r>
+              <w:t>[EDAD_DEPENDIENTE_6]</w:t>
+            </w:r>
+          </w:p>
+        </w:tc>
+        <w:tc>
+          <w:tcPr>
+            <w:tcW w:w="2693" w:type="dxa"/>
+            <w:tcBorders>
+              <w:top w:val="single" w:sz="6" w:space="0" w:color="000000"/>
+              <w:left w:val="single" w:sz="6" w:space="0" w:color="000000"/>
+              <w:bottom w:val="single" w:sz="6" w:space="0" w:color="000000"/>
+              <w:right w:val="single" w:sz="6" w:space="0" w:color="000000"/>
+            </w:tcBorders>
+            <w:tcMar>
+              <w:top w:w="90" w:type="dxa"/>
+              <w:left w:w="120" w:type="dxa"/>
+              <w:bottom w:w="90" w:type="dxa"/>
+              <w:right w:w="120" w:type="dxa"/>
+            </w:tcMar>
+          </w:tcPr>
+          <w:p w14:paraId="6D6DD">
+            <w:pPr>
+              <w:pBdr>
+                <w:top w:val="nil"/>
+                <w:left w:val="nil"/>
+                <w:bottom w:val="nil"/>
+                <w:right w:val="nil"/>
+                <w:between w:val="nil"/>
+              </w:pBdr>
+              <w:spacing w:before="90" w:after="0"/>
+              <w:ind w:left="0" w:right="-846"/>
+            </w:pPr>
+            <w:r>
+              <w:t>[PARENTESCO_DEPENDIENTE_6]</w:t>
+            </w:r>
+          </w:p>
+        </w:tc>
+        <w:tc>
+          <w:tcPr>
+            <w:tcW w:w="2835" w:type="dxa"/>
+            <w:tcBorders>
+              <w:top w:val="single" w:sz="6" w:space="0" w:color="000000"/>
+              <w:left w:val="single" w:sz="6" w:space="0" w:color="000000"/>
+              <w:bottom w:val="single" w:sz="6" w:space="0" w:color="000000"/>
+              <w:right w:val="single" w:sz="6" w:space="0" w:color="000000"/>
+            </w:tcBorders>
+            <w:tcMar>
+              <w:top w:w="90" w:type="dxa"/>
+              <w:left w:w="120" w:type="dxa"/>
+              <w:bottom w:w="90" w:type="dxa"/>
+              <w:right w:w="120" w:type="dxa"/>
+            </w:tcMar>
+          </w:tcPr>
+          <w:p w14:paraId="6D6DD">
+            <w:pPr>
+              <w:pBdr>
+                <w:top w:val="nil"/>
+                <w:left w:val="nil"/>
+                <w:bottom w:val="nil"/>
+                <w:right w:val="nil"/>
+                <w:between w:val="nil"/>
+              </w:pBdr>
+              <w:spacing w:before="90" w:after="0"/>
+              <w:ind w:left="0" w:right="-846"/>
+            </w:pPr>
+            <w:r>
+              <w:t>[DIRECCION_DEPENDIENTE_6]</w:t>
             </w:r>
           </w:p>
         </w:tc>

--- a/public/plantillas/plantilla contrato.docx
+++ b/public/plantillas/plantilla contrato.docx
@@ -16,7 +16,7 @@
           <w:noProof/>
         </w:rPr>
         <w:drawing>
-          <wp:anchor distT="0" distB="0" distL="114300" distR="114300" simplePos="0" relativeHeight="251659264" behindDoc="0" locked="0" layoutInCell="1" hidden="0" allowOverlap="1" wp14:anchorId="30D460C1" wp14:editId="5DF3B1B6">
+          <wp:anchor distT="0" distB="0" distL="114300" distR="114300" simplePos="0" relativeHeight="251659264" behindDoc="0" locked="0" layoutInCell="1" hidden="0" allowOverlap="1" wp14:anchorId="30D460C1" wp14:editId="6ACFFAAB">
             <wp:simplePos x="0" y="0"/>
             <wp:positionH relativeFrom="page">
               <wp:posOffset>5904865</wp:posOffset>
@@ -37,7 +37,7 @@
                     <pic:cNvPicPr preferRelativeResize="0"/>
                   </pic:nvPicPr>
                   <pic:blipFill>
-                    <a:blip r:embed="rId5"/>
+                    <a:blip r:embed="rId7"/>
                     <a:srcRect t="33729" b="33728"/>
                     <a:stretch>
                       <a:fillRect/>
@@ -1006,6 +1006,7 @@
           <w:b/>
           <w:bCs/>
         </w:rPr>
+        <w:lastRenderedPageBreak/>
         <w:t>HORARIO DE TRABAJO:</w:t>
       </w:r>
     </w:p>
@@ -1023,11 +1024,7 @@
         <w:jc w:val="both"/>
       </w:pPr>
       <w:r>
-        <w:t xml:space="preserve">[HORARIO_DE_TRABAJO]. Semana Laboral: [HORAS_SEMANA_LABORAL]. Únicamente podrán ejecutarse </w:t>
-      </w:r>
-      <w:r>
-        <w:lastRenderedPageBreak/>
-        <w:t>trabajos extraordinarios de común acuerdo entre el patrono o sus representantes y el trabajador y en forma ocasional.</w:t>
+        <w:t>[HORARIO_DE_TRABAJO]. Semana Laboral: [HORAS_SEMANA_LABORAL]. Únicamente podrán ejecutarse trabajos extraordinarios de común acuerdo entre el patrono o sus representantes y el trabajador y en forma ocasional.</w:t>
       </w:r>
     </w:p>
     <w:p>
@@ -1170,7 +1167,7 @@
     <w:tbl>
       <w:tblPr>
         <w:tblStyle w:val="a0"/>
-        <w:tblW w:w="10915" w:type="dxa"/>
+        <w:tblW w:w="10631" w:type="dxa"/>
         <w:tblInd w:w="-717" w:type="dxa"/>
         <w:tblBorders>
           <w:top w:val="single" w:sz="6" w:space="0" w:color="000000"/>
@@ -1184,236 +1181,19 @@
         <w:tblLook w:val="0600" w:firstRow="0" w:lastRow="0" w:firstColumn="0" w:lastColumn="0" w:noHBand="1" w:noVBand="1"/>
       </w:tblPr>
       <w:tblGrid>
-        <w:gridCol w:w="2410"/>
-        <w:gridCol w:w="2126"/>
+        <w:gridCol w:w="4253"/>
         <w:gridCol w:w="851"/>
-        <w:gridCol w:w="2693"/>
-        <w:gridCol w:w="2835"/>
+        <w:gridCol w:w="1417"/>
+        <w:gridCol w:w="4110"/>
       </w:tblGrid>
       <w:tr>
         <w:trPr>
+          <w:trHeight w:val="23"/>
           <w:tblHeader/>
         </w:trPr>
         <w:tc>
           <w:tcPr>
-            <w:tcW w:w="2410" w:type="dxa"/>
-            <w:tcBorders>
-              <w:top w:val="single" w:sz="6" w:space="0" w:color="000000"/>
-              <w:left w:val="single" w:sz="6" w:space="0" w:color="000000"/>
-              <w:bottom w:val="single" w:sz="6" w:space="0" w:color="000000"/>
-              <w:right w:val="single" w:sz="6" w:space="0" w:color="000000"/>
-            </w:tcBorders>
-            <w:shd w:val="clear" w:color="auto" w:fill="F2F2F2"/>
-            <w:tcMar>
-              <w:top w:w="90" w:type="dxa"/>
-              <w:left w:w="120" w:type="dxa"/>
-              <w:bottom w:w="90" w:type="dxa"/>
-              <w:right w:w="120" w:type="dxa"/>
-            </w:tcMar>
-          </w:tcPr>
-          <w:p>
-            <w:pPr>
-              <w:pBdr>
-                <w:top w:val="nil"/>
-                <w:left w:val="nil"/>
-                <w:bottom w:val="nil"/>
-                <w:right w:val="nil"/>
-                <w:between w:val="nil"/>
-              </w:pBdr>
-              <w:spacing w:before="90" w:after="0"/>
-              <w:ind w:left="0" w:right="0"/>
-              <w:jc w:val="center"/>
-              <w:rPr>
-                <w:b/>
-                <w:bCs/>
-              </w:rPr>
-            </w:pPr>
-            <w:r>
-              <w:rPr>
-                <w:b/>
-                <w:bCs/>
-              </w:rPr>
-              <w:t>Nombres</w:t>
-            </w:r>
-          </w:p>
-        </w:tc>
-        <w:tc>
-          <w:tcPr>
-            <w:tcW w:w="2126" w:type="dxa"/>
-            <w:tcBorders>
-              <w:top w:val="single" w:sz="6" w:space="0" w:color="000000"/>
-              <w:left w:val="single" w:sz="6" w:space="0" w:color="000000"/>
-              <w:bottom w:val="single" w:sz="6" w:space="0" w:color="000000"/>
-              <w:right w:val="single" w:sz="6" w:space="0" w:color="000000"/>
-            </w:tcBorders>
-            <w:shd w:val="clear" w:color="auto" w:fill="F2F2F2"/>
-            <w:tcMar>
-              <w:top w:w="90" w:type="dxa"/>
-              <w:left w:w="120" w:type="dxa"/>
-              <w:bottom w:w="90" w:type="dxa"/>
-              <w:right w:w="120" w:type="dxa"/>
-            </w:tcMar>
-          </w:tcPr>
-          <w:p>
-            <w:pPr>
-              <w:pBdr>
-                <w:top w:val="nil"/>
-                <w:left w:val="nil"/>
-                <w:bottom w:val="nil"/>
-                <w:right w:val="nil"/>
-                <w:between w:val="nil"/>
-              </w:pBdr>
-              <w:spacing w:before="90" w:after="0"/>
-              <w:ind w:left="0" w:right="-120"/>
-              <w:jc w:val="center"/>
-              <w:rPr>
-                <w:b/>
-                <w:bCs/>
-              </w:rPr>
-            </w:pPr>
-            <w:r>
-              <w:rPr>
-                <w:b/>
-                <w:bCs/>
-              </w:rPr>
-              <w:t>Apellidos</w:t>
-            </w:r>
-          </w:p>
-        </w:tc>
-        <w:tc>
-          <w:tcPr>
-            <w:tcW w:w="851" w:type="dxa"/>
-            <w:tcBorders>
-              <w:top w:val="single" w:sz="6" w:space="0" w:color="000000"/>
-              <w:left w:val="single" w:sz="6" w:space="0" w:color="000000"/>
-              <w:bottom w:val="single" w:sz="6" w:space="0" w:color="000000"/>
-              <w:right w:val="single" w:sz="6" w:space="0" w:color="000000"/>
-            </w:tcBorders>
-            <w:shd w:val="clear" w:color="auto" w:fill="F2F2F2"/>
-            <w:tcMar>
-              <w:top w:w="90" w:type="dxa"/>
-              <w:left w:w="120" w:type="dxa"/>
-              <w:bottom w:w="90" w:type="dxa"/>
-              <w:right w:w="120" w:type="dxa"/>
-            </w:tcMar>
-          </w:tcPr>
-          <w:p>
-            <w:pPr>
-              <w:pBdr>
-                <w:top w:val="nil"/>
-                <w:left w:val="nil"/>
-                <w:bottom w:val="nil"/>
-                <w:right w:val="nil"/>
-                <w:between w:val="nil"/>
-              </w:pBdr>
-              <w:spacing w:before="90" w:after="0"/>
-              <w:ind w:left="0" w:right="-260"/>
-              <w:jc w:val="center"/>
-              <w:rPr>
-                <w:b/>
-                <w:bCs/>
-              </w:rPr>
-            </w:pPr>
-            <w:r>
-              <w:rPr>
-                <w:b/>
-                <w:bCs/>
-              </w:rPr>
-              <w:t>Edad</w:t>
-            </w:r>
-          </w:p>
-        </w:tc>
-        <w:tc>
-          <w:tcPr>
-            <w:tcW w:w="2693" w:type="dxa"/>
-            <w:tcBorders>
-              <w:top w:val="single" w:sz="6" w:space="0" w:color="000000"/>
-              <w:left w:val="single" w:sz="6" w:space="0" w:color="000000"/>
-              <w:bottom w:val="single" w:sz="6" w:space="0" w:color="000000"/>
-              <w:right w:val="single" w:sz="6" w:space="0" w:color="000000"/>
-            </w:tcBorders>
-            <w:shd w:val="clear" w:color="auto" w:fill="F2F2F2"/>
-            <w:tcMar>
-              <w:top w:w="90" w:type="dxa"/>
-              <w:left w:w="120" w:type="dxa"/>
-              <w:bottom w:w="90" w:type="dxa"/>
-              <w:right w:w="120" w:type="dxa"/>
-            </w:tcMar>
-          </w:tcPr>
-          <w:p>
-            <w:pPr>
-              <w:pBdr>
-                <w:top w:val="nil"/>
-                <w:left w:val="nil"/>
-                <w:bottom w:val="nil"/>
-                <w:right w:val="nil"/>
-                <w:between w:val="nil"/>
-              </w:pBdr>
-              <w:spacing w:before="90" w:after="0"/>
-              <w:ind w:left="0" w:right="-123"/>
-              <w:jc w:val="center"/>
-              <w:rPr>
-                <w:b/>
-                <w:bCs/>
-              </w:rPr>
-            </w:pPr>
-            <w:r>
-              <w:rPr>
-                <w:b/>
-                <w:bCs/>
-              </w:rPr>
-              <w:t>Parentesco</w:t>
-            </w:r>
-          </w:p>
-        </w:tc>
-        <w:tc>
-          <w:tcPr>
-            <w:tcW w:w="2835" w:type="dxa"/>
-            <w:tcBorders>
-              <w:top w:val="single" w:sz="6" w:space="0" w:color="000000"/>
-              <w:left w:val="single" w:sz="6" w:space="0" w:color="000000"/>
-              <w:bottom w:val="single" w:sz="6" w:space="0" w:color="000000"/>
-              <w:right w:val="single" w:sz="6" w:space="0" w:color="000000"/>
-            </w:tcBorders>
-            <w:shd w:val="clear" w:color="auto" w:fill="F2F2F2"/>
-            <w:tcMar>
-              <w:top w:w="90" w:type="dxa"/>
-              <w:left w:w="120" w:type="dxa"/>
-              <w:bottom w:w="90" w:type="dxa"/>
-              <w:right w:w="120" w:type="dxa"/>
-            </w:tcMar>
-          </w:tcPr>
-          <w:p>
-            <w:pPr>
-              <w:pBdr>
-                <w:top w:val="nil"/>
-                <w:left w:val="nil"/>
-                <w:bottom w:val="nil"/>
-                <w:right w:val="nil"/>
-                <w:between w:val="nil"/>
-              </w:pBdr>
-              <w:spacing w:before="90" w:after="0"/>
-              <w:ind w:left="0" w:right="-114"/>
-              <w:jc w:val="center"/>
-              <w:rPr>
-                <w:b/>
-                <w:bCs/>
-              </w:rPr>
-            </w:pPr>
-            <w:r>
-              <w:rPr>
-                <w:b/>
-                <w:bCs/>
-              </w:rPr>
-              <w:t>Dirección</w:t>
-            </w:r>
-          </w:p>
-        </w:tc>
-      </w:tr>
-      <w:tr>
-        <w:tc>
-          <w:tcPr>
-            <w:tcW w:w="2410" w:type="dxa"/>
+            <w:tcW w:w="4253" w:type="dxa"/>
             <w:tcBorders>
               <w:top w:val="single" w:sz="6" w:space="0" w:color="000000"/>
               <w:left w:val="single" w:sz="6" w:space="0" w:color="000000"/>
@@ -1426,6 +1206,7 @@
               <w:bottom w:w="90" w:type="dxa"/>
               <w:right w:w="120" w:type="dxa"/>
             </w:tcMar>
+            <w:vAlign w:val="center"/>
           </w:tcPr>
           <w:p>
             <w:pPr>
@@ -1437,43 +1218,19 @@
                 <w:between w:val="nil"/>
               </w:pBdr>
               <w:spacing w:before="90" w:after="0"/>
-              <w:ind w:left="0" w:right="-846"/>
-            </w:pPr>
-            <w:r>
-              <w:t>[NOMBRE_DEPENDIENTE_1]</w:t>
-            </w:r>
-          </w:p>
-        </w:tc>
-        <w:tc>
-          <w:tcPr>
-            <w:tcW w:w="2126" w:type="dxa"/>
-            <w:tcBorders>
-              <w:top w:val="single" w:sz="6" w:space="0" w:color="000000"/>
-              <w:left w:val="single" w:sz="6" w:space="0" w:color="000000"/>
-              <w:bottom w:val="single" w:sz="6" w:space="0" w:color="000000"/>
-              <w:right w:val="single" w:sz="6" w:space="0" w:color="000000"/>
-            </w:tcBorders>
-            <w:tcMar>
-              <w:top w:w="90" w:type="dxa"/>
-              <w:left w:w="120" w:type="dxa"/>
-              <w:bottom w:w="90" w:type="dxa"/>
-              <w:right w:w="120" w:type="dxa"/>
-            </w:tcMar>
-          </w:tcPr>
-          <w:p>
-            <w:pPr>
-              <w:pBdr>
-                <w:top w:val="nil"/>
-                <w:left w:val="nil"/>
-                <w:bottom w:val="nil"/>
-                <w:right w:val="nil"/>
-                <w:between w:val="nil"/>
-              </w:pBdr>
-              <w:spacing w:before="90" w:after="0"/>
-              <w:ind w:left="0" w:right="-846"/>
-            </w:pPr>
-            <w:r>
-              <w:t>[APELLIDO_DEPENDIENTE_1]</w:t>
+              <w:ind w:left="0" w:right="0"/>
+              <w:jc w:val="center"/>
+              <w:rPr>
+                <w:b/>
+                <w:bCs/>
+              </w:rPr>
+            </w:pPr>
+            <w:r>
+              <w:rPr>
+                <w:b/>
+                <w:bCs/>
+              </w:rPr>
+              <w:t>Nombres</w:t>
             </w:r>
           </w:p>
         </w:tc>
@@ -1492,6 +1249,7 @@
               <w:bottom w:w="90" w:type="dxa"/>
               <w:right w:w="120" w:type="dxa"/>
             </w:tcMar>
+            <w:vAlign w:val="center"/>
           </w:tcPr>
           <w:p>
             <w:pPr>
@@ -1503,16 +1261,25 @@
                 <w:between w:val="nil"/>
               </w:pBdr>
               <w:spacing w:before="90" w:after="0"/>
-              <w:ind w:left="0" w:right="-846"/>
-            </w:pPr>
-            <w:r>
-              <w:t>[EDAD_DEPENDIENTE_1]</w:t>
+              <w:ind w:left="-116" w:right="-123"/>
+              <w:jc w:val="center"/>
+              <w:rPr>
+                <w:b/>
+                <w:bCs/>
+              </w:rPr>
+            </w:pPr>
+            <w:r>
+              <w:rPr>
+                <w:b/>
+                <w:bCs/>
+              </w:rPr>
+              <w:t>Edad</w:t>
             </w:r>
           </w:p>
         </w:tc>
         <w:tc>
           <w:tcPr>
-            <w:tcW w:w="2693" w:type="dxa"/>
+            <w:tcW w:w="1417" w:type="dxa"/>
             <w:tcBorders>
               <w:top w:val="single" w:sz="6" w:space="0" w:color="000000"/>
               <w:left w:val="single" w:sz="6" w:space="0" w:color="000000"/>
@@ -1525,6 +1292,7 @@
               <w:bottom w:w="90" w:type="dxa"/>
               <w:right w:w="120" w:type="dxa"/>
             </w:tcMar>
+            <w:vAlign w:val="center"/>
           </w:tcPr>
           <w:p>
             <w:pPr>
@@ -1536,16 +1304,25 @@
                 <w:between w:val="nil"/>
               </w:pBdr>
               <w:spacing w:before="90" w:after="0"/>
-              <w:ind w:left="0" w:right="-846"/>
-            </w:pPr>
-            <w:r>
-              <w:t>[PARENTESCO_DEPENDIENTE_1]</w:t>
+              <w:ind w:left="-117" w:right="-124"/>
+              <w:jc w:val="center"/>
+              <w:rPr>
+                <w:b/>
+                <w:bCs/>
+              </w:rPr>
+            </w:pPr>
+            <w:r>
+              <w:rPr>
+                <w:b/>
+                <w:bCs/>
+              </w:rPr>
+              <w:t>Parentesco</w:t>
             </w:r>
           </w:p>
         </w:tc>
         <w:tc>
           <w:tcPr>
-            <w:tcW w:w="2835" w:type="dxa"/>
+            <w:tcW w:w="4110" w:type="dxa"/>
             <w:tcBorders>
               <w:top w:val="single" w:sz="6" w:space="0" w:color="000000"/>
               <w:left w:val="single" w:sz="6" w:space="0" w:color="000000"/>
@@ -1558,6 +1335,7 @@
               <w:bottom w:w="90" w:type="dxa"/>
               <w:right w:w="120" w:type="dxa"/>
             </w:tcMar>
+            <w:vAlign w:val="center"/>
           </w:tcPr>
           <w:p>
             <w:pPr>
@@ -1569,18 +1347,30 @@
                 <w:between w:val="nil"/>
               </w:pBdr>
               <w:spacing w:before="90" w:after="0"/>
-              <w:ind w:left="0" w:right="-846"/>
-            </w:pPr>
-            <w:r>
-              <w:t>[DIRECCION_DEPENDIENTE_1]</w:t>
+              <w:ind w:left="-116" w:right="-114"/>
+              <w:jc w:val="center"/>
+              <w:rPr>
+                <w:b/>
+                <w:bCs/>
+              </w:rPr>
+            </w:pPr>
+            <w:r>
+              <w:rPr>
+                <w:b/>
+                <w:bCs/>
+              </w:rPr>
+              <w:t>Dirección</w:t>
             </w:r>
           </w:p>
         </w:tc>
       </w:tr>
       <w:tr>
+        <w:trPr>
+          <w:trHeight w:val="519"/>
+        </w:trPr>
         <w:tc>
           <w:tcPr>
-            <w:tcW w:w="2410" w:type="dxa"/>
+            <w:tcW w:w="4253" w:type="dxa"/>
             <w:tcBorders>
               <w:top w:val="single" w:sz="6" w:space="0" w:color="000000"/>
               <w:left w:val="single" w:sz="6" w:space="0" w:color="000000"/>
@@ -1593,6 +1383,7 @@
               <w:bottom w:w="90" w:type="dxa"/>
               <w:right w:w="120" w:type="dxa"/>
             </w:tcMar>
+            <w:vAlign w:val="center"/>
           </w:tcPr>
           <w:p>
             <w:pPr>
@@ -1603,44 +1394,34 @@
                 <w:right w:val="nil"/>
                 <w:between w:val="nil"/>
               </w:pBdr>
-              <w:spacing w:before="90" w:after="0"/>
-              <w:ind w:left="0" w:right="-846"/>
-            </w:pPr>
-            <w:r>
-              <w:t>[NOMBRE_DEPENDIENTE_2]</w:t>
-            </w:r>
-          </w:p>
-        </w:tc>
-        <w:tc>
-          <w:tcPr>
-            <w:tcW w:w="2126" w:type="dxa"/>
-            <w:tcBorders>
-              <w:top w:val="single" w:sz="6" w:space="0" w:color="000000"/>
-              <w:left w:val="single" w:sz="6" w:space="0" w:color="000000"/>
-              <w:bottom w:val="single" w:sz="6" w:space="0" w:color="000000"/>
-              <w:right w:val="single" w:sz="6" w:space="0" w:color="000000"/>
-            </w:tcBorders>
-            <w:tcMar>
-              <w:top w:w="90" w:type="dxa"/>
-              <w:left w:w="120" w:type="dxa"/>
-              <w:bottom w:w="90" w:type="dxa"/>
-              <w:right w:w="120" w:type="dxa"/>
-            </w:tcMar>
-          </w:tcPr>
-          <w:p>
-            <w:pPr>
-              <w:pBdr>
-                <w:top w:val="nil"/>
-                <w:left w:val="nil"/>
-                <w:bottom w:val="nil"/>
-                <w:right w:val="nil"/>
-                <w:between w:val="nil"/>
-              </w:pBdr>
-              <w:spacing w:before="90" w:after="0"/>
-              <w:ind w:left="0" w:right="-846"/>
-            </w:pPr>
-            <w:r>
-              <w:t>[APELLIDO_DEPENDIENTE_2]</w:t>
+              <w:spacing w:before="0" w:after="0"/>
+              <w:ind w:left="0" w:right="0"/>
+              <w:jc w:val="center"/>
+              <w:rPr>
+                <w:sz w:val="20"/>
+                <w:szCs w:val="20"/>
+              </w:rPr>
+            </w:pPr>
+            <w:r>
+              <w:rPr>
+                <w:sz w:val="20"/>
+                <w:szCs w:val="20"/>
+              </w:rPr>
+              <w:t>[NOMBRE_DEPENDIENTE_</w:t>
+            </w:r>
+            <w:r>
+              <w:rPr>
+                <w:sz w:val="20"/>
+                <w:szCs w:val="20"/>
+              </w:rPr>
+              <w:t>1</w:t>
+            </w:r>
+            <w:r>
+              <w:rPr>
+                <w:sz w:val="20"/>
+                <w:szCs w:val="20"/>
+              </w:rPr>
+              <w:t>]</w:t>
             </w:r>
           </w:p>
         </w:tc>
@@ -1659,6 +1440,7 @@
               <w:bottom w:w="90" w:type="dxa"/>
               <w:right w:w="120" w:type="dxa"/>
             </w:tcMar>
+            <w:vAlign w:val="center"/>
           </w:tcPr>
           <w:p>
             <w:pPr>
@@ -1669,17 +1451,40 @@
                 <w:right w:val="nil"/>
                 <w:between w:val="nil"/>
               </w:pBdr>
-              <w:spacing w:before="90" w:after="0"/>
-              <w:ind w:left="0" w:right="-846"/>
-            </w:pPr>
-            <w:r>
-              <w:t>[EDAD_DEPENDIENTE_2]</w:t>
+              <w:spacing w:before="0" w:after="0"/>
+              <w:ind w:left="-116" w:right="-123"/>
+              <w:jc w:val="center"/>
+              <w:rPr>
+                <w:sz w:val="20"/>
+                <w:szCs w:val="20"/>
+              </w:rPr>
+            </w:pPr>
+            <w:r>
+              <w:rPr>
+                <w:sz w:val="20"/>
+                <w:szCs w:val="20"/>
+              </w:rPr>
+              <w:t xml:space="preserve">[P##] </w:t>
+            </w:r>
+            <w:r>
+              <w:rPr>
+                <w:sz w:val="20"/>
+                <w:szCs w:val="20"/>
+              </w:rPr>
+              <w:t>_</w:t>
+            </w:r>
+            <w:r>
+              <w:rPr>
+                <w:sz w:val="20"/>
+                <w:szCs w:val="20"/>
+              </w:rPr>
+              <w:t>1</w:t>
             </w:r>
           </w:p>
         </w:tc>
         <w:tc>
           <w:tcPr>
-            <w:tcW w:w="2693" w:type="dxa"/>
+            <w:tcW w:w="1417" w:type="dxa"/>
             <w:tcBorders>
               <w:top w:val="single" w:sz="6" w:space="0" w:color="000000"/>
               <w:left w:val="single" w:sz="6" w:space="0" w:color="000000"/>
@@ -1692,6 +1497,7 @@
               <w:bottom w:w="90" w:type="dxa"/>
               <w:right w:w="120" w:type="dxa"/>
             </w:tcMar>
+            <w:vAlign w:val="center"/>
           </w:tcPr>
           <w:p>
             <w:pPr>
@@ -1702,17 +1508,40 @@
                 <w:right w:val="nil"/>
                 <w:between w:val="nil"/>
               </w:pBdr>
-              <w:spacing w:before="90" w:after="0"/>
-              <w:ind w:left="0" w:right="-846"/>
-            </w:pPr>
-            <w:r>
-              <w:t>[PARENTESCO_DEPENDIENTE_2]</w:t>
+              <w:spacing w:before="0" w:after="0"/>
+              <w:ind w:left="0" w:right="0"/>
+              <w:jc w:val="center"/>
+              <w:rPr>
+                <w:sz w:val="20"/>
+                <w:szCs w:val="20"/>
+              </w:rPr>
+            </w:pPr>
+            <w:r>
+              <w:rPr>
+                <w:sz w:val="20"/>
+                <w:szCs w:val="20"/>
+              </w:rPr>
+              <w:t xml:space="preserve">[P##] </w:t>
+            </w:r>
+            <w:r>
+              <w:rPr>
+                <w:sz w:val="20"/>
+                <w:szCs w:val="20"/>
+              </w:rPr>
+              <w:t>_</w:t>
+            </w:r>
+            <w:r>
+              <w:rPr>
+                <w:sz w:val="20"/>
+                <w:szCs w:val="20"/>
+              </w:rPr>
+              <w:t>1</w:t>
             </w:r>
           </w:p>
         </w:tc>
         <w:tc>
           <w:tcPr>
-            <w:tcW w:w="2835" w:type="dxa"/>
+            <w:tcW w:w="4110" w:type="dxa"/>
             <w:tcBorders>
               <w:top w:val="single" w:sz="6" w:space="0" w:color="000000"/>
               <w:left w:val="single" w:sz="6" w:space="0" w:color="000000"/>
@@ -1725,6 +1554,7 @@
               <w:bottom w:w="90" w:type="dxa"/>
               <w:right w:w="120" w:type="dxa"/>
             </w:tcMar>
+            <w:vAlign w:val="center"/>
           </w:tcPr>
           <w:p>
             <w:pPr>
@@ -1735,19 +1565,28 @@
                 <w:right w:val="nil"/>
                 <w:between w:val="nil"/>
               </w:pBdr>
-              <w:spacing w:before="90" w:after="0"/>
-              <w:ind w:left="0" w:right="-846"/>
-            </w:pPr>
-            <w:r>
-              <w:t>[DIRECCION_DEPENDIENTE_2]</w:t>
+              <w:spacing w:before="0" w:after="0"/>
+              <w:ind w:left="-116" w:right="-119"/>
+              <w:jc w:val="center"/>
+              <w:rPr>
+                <w:sz w:val="20"/>
+                <w:szCs w:val="20"/>
+              </w:rPr>
+            </w:pPr>
+            <w:r>
+              <w:rPr>
+                <w:sz w:val="20"/>
+                <w:szCs w:val="20"/>
+              </w:rPr>
+              <w:t>[DIRECCION_DEPENDIENTE_1]</w:t>
             </w:r>
           </w:p>
         </w:tc>
       </w:tr>
-      <w:tr w14:paraId="3D3DD">
+      <w:tr>
         <w:tc>
           <w:tcPr>
-            <w:tcW w:w="2410" w:type="dxa"/>
+            <w:tcW w:w="4253" w:type="dxa"/>
             <w:tcBorders>
               <w:top w:val="single" w:sz="6" w:space="0" w:color="000000"/>
               <w:left w:val="single" w:sz="6" w:space="0" w:color="000000"/>
@@ -1760,54 +1599,31 @@
               <w:bottom w:w="90" w:type="dxa"/>
               <w:right w:w="120" w:type="dxa"/>
             </w:tcMar>
+            <w:vAlign w:val="center"/>
           </w:tcPr>
-          <w:p w14:paraId="3D3DD">
-            <w:pPr>
-              <w:pBdr>
-                <w:top w:val="nil"/>
-                <w:left w:val="nil"/>
-                <w:bottom w:val="nil"/>
-                <w:right w:val="nil"/>
-                <w:between w:val="nil"/>
-              </w:pBdr>
-              <w:spacing w:before="90" w:after="0"/>
-              <w:ind w:left="0" w:right="-846"/>
-            </w:pPr>
-            <w:r>
-              <w:t>[NOMBRE_DEPENDIENTE_3]</w:t>
-            </w:r>
-          </w:p>
-        </w:tc>
-        <w:tc>
-          <w:tcPr>
-            <w:tcW w:w="2126" w:type="dxa"/>
-            <w:tcBorders>
-              <w:top w:val="single" w:sz="6" w:space="0" w:color="000000"/>
-              <w:left w:val="single" w:sz="6" w:space="0" w:color="000000"/>
-              <w:bottom w:val="single" w:sz="6" w:space="0" w:color="000000"/>
-              <w:right w:val="single" w:sz="6" w:space="0" w:color="000000"/>
-            </w:tcBorders>
-            <w:tcMar>
-              <w:top w:w="90" w:type="dxa"/>
-              <w:left w:w="120" w:type="dxa"/>
-              <w:bottom w:w="90" w:type="dxa"/>
-              <w:right w:w="120" w:type="dxa"/>
-            </w:tcMar>
-          </w:tcPr>
-          <w:p w14:paraId="3D3DD">
-            <w:pPr>
-              <w:pBdr>
-                <w:top w:val="nil"/>
-                <w:left w:val="nil"/>
-                <w:bottom w:val="nil"/>
-                <w:right w:val="nil"/>
-                <w:between w:val="nil"/>
-              </w:pBdr>
-              <w:spacing w:before="90" w:after="0"/>
-              <w:ind w:left="0" w:right="-846"/>
-            </w:pPr>
-            <w:r>
-              <w:t>[APELLIDO_DEPENDIENTE_3]</w:t>
+          <w:p>
+            <w:pPr>
+              <w:pBdr>
+                <w:top w:val="nil"/>
+                <w:left w:val="nil"/>
+                <w:bottom w:val="nil"/>
+                <w:right w:val="nil"/>
+                <w:between w:val="nil"/>
+              </w:pBdr>
+              <w:spacing w:before="0" w:after="0"/>
+              <w:ind w:left="0" w:right="0"/>
+              <w:jc w:val="center"/>
+              <w:rPr>
+                <w:sz w:val="20"/>
+                <w:szCs w:val="20"/>
+              </w:rPr>
+            </w:pPr>
+            <w:r>
+              <w:rPr>
+                <w:sz w:val="20"/>
+                <w:szCs w:val="20"/>
+              </w:rPr>
+              <w:t>[NOMBRE_DEPENDIENTE_2]</w:t>
             </w:r>
           </w:p>
         </w:tc>
@@ -1826,27 +1642,44 @@
               <w:bottom w:w="90" w:type="dxa"/>
               <w:right w:w="120" w:type="dxa"/>
             </w:tcMar>
+            <w:vAlign w:val="center"/>
           </w:tcPr>
-          <w:p w14:paraId="3D3DD">
-            <w:pPr>
-              <w:pBdr>
-                <w:top w:val="nil"/>
-                <w:left w:val="nil"/>
-                <w:bottom w:val="nil"/>
-                <w:right w:val="nil"/>
-                <w:between w:val="nil"/>
-              </w:pBdr>
-              <w:spacing w:before="90" w:after="0"/>
-              <w:ind w:left="0" w:right="-846"/>
-            </w:pPr>
-            <w:r>
-              <w:t>[EDAD_DEPENDIENTE_3]</w:t>
+          <w:p>
+            <w:pPr>
+              <w:pBdr>
+                <w:top w:val="nil"/>
+                <w:left w:val="nil"/>
+                <w:bottom w:val="nil"/>
+                <w:right w:val="nil"/>
+                <w:between w:val="nil"/>
+              </w:pBdr>
+              <w:spacing w:before="0" w:after="0"/>
+              <w:ind w:left="-116" w:right="-123"/>
+              <w:jc w:val="center"/>
+              <w:rPr>
+                <w:sz w:val="20"/>
+                <w:szCs w:val="20"/>
+              </w:rPr>
+            </w:pPr>
+            <w:r>
+              <w:rPr>
+                <w:sz w:val="20"/>
+                <w:szCs w:val="20"/>
+              </w:rPr>
+              <w:t xml:space="preserve">[P##] </w:t>
+            </w:r>
+            <w:r>
+              <w:rPr>
+                <w:sz w:val="20"/>
+                <w:szCs w:val="20"/>
+              </w:rPr>
+              <w:t>_2</w:t>
             </w:r>
           </w:p>
         </w:tc>
         <w:tc>
           <w:tcPr>
-            <w:tcW w:w="2693" w:type="dxa"/>
+            <w:tcW w:w="1417" w:type="dxa"/>
             <w:tcBorders>
               <w:top w:val="single" w:sz="6" w:space="0" w:color="000000"/>
               <w:left w:val="single" w:sz="6" w:space="0" w:color="000000"/>
@@ -1859,27 +1692,51 @@
               <w:bottom w:w="90" w:type="dxa"/>
               <w:right w:w="120" w:type="dxa"/>
             </w:tcMar>
+            <w:vAlign w:val="center"/>
           </w:tcPr>
-          <w:p w14:paraId="3D3DD">
-            <w:pPr>
-              <w:pBdr>
-                <w:top w:val="nil"/>
-                <w:left w:val="nil"/>
-                <w:bottom w:val="nil"/>
-                <w:right w:val="nil"/>
-                <w:between w:val="nil"/>
-              </w:pBdr>
-              <w:spacing w:before="90" w:after="0"/>
-              <w:ind w:left="0" w:right="-846"/>
-            </w:pPr>
-            <w:r>
-              <w:t>[PARENTESCO_DEPENDIENTE_3]</w:t>
+          <w:p>
+            <w:pPr>
+              <w:pBdr>
+                <w:top w:val="nil"/>
+                <w:left w:val="nil"/>
+                <w:bottom w:val="nil"/>
+                <w:right w:val="nil"/>
+                <w:between w:val="nil"/>
+              </w:pBdr>
+              <w:spacing w:before="0" w:after="0"/>
+              <w:ind w:left="0" w:right="0"/>
+              <w:jc w:val="center"/>
+              <w:rPr>
+                <w:sz w:val="20"/>
+                <w:szCs w:val="20"/>
+              </w:rPr>
+            </w:pPr>
+            <w:r>
+              <w:rPr>
+                <w:sz w:val="20"/>
+                <w:szCs w:val="20"/>
+              </w:rPr>
+              <w:t>[P##]</w:t>
+            </w:r>
+            <w:r>
+              <w:rPr>
+                <w:sz w:val="20"/>
+                <w:szCs w:val="20"/>
+              </w:rPr>
+              <w:t xml:space="preserve"> </w:t>
+            </w:r>
+            <w:r>
+              <w:rPr>
+                <w:sz w:val="20"/>
+                <w:szCs w:val="20"/>
+              </w:rPr>
+              <w:t>_2</w:t>
             </w:r>
           </w:p>
         </w:tc>
         <w:tc>
           <w:tcPr>
-            <w:tcW w:w="2835" w:type="dxa"/>
+            <w:tcW w:w="4110" w:type="dxa"/>
             <w:tcBorders>
               <w:top w:val="single" w:sz="6" w:space="0" w:color="000000"/>
               <w:left w:val="single" w:sz="6" w:space="0" w:color="000000"/>
@@ -1892,29 +1749,39 @@
               <w:bottom w:w="90" w:type="dxa"/>
               <w:right w:w="120" w:type="dxa"/>
             </w:tcMar>
+            <w:vAlign w:val="center"/>
           </w:tcPr>
-          <w:p w14:paraId="3D3DD">
-            <w:pPr>
-              <w:pBdr>
-                <w:top w:val="nil"/>
-                <w:left w:val="nil"/>
-                <w:bottom w:val="nil"/>
-                <w:right w:val="nil"/>
-                <w:between w:val="nil"/>
-              </w:pBdr>
-              <w:spacing w:before="90" w:after="0"/>
-              <w:ind w:left="0" w:right="-846"/>
-            </w:pPr>
-            <w:r>
-              <w:t>[DIRECCION_DEPENDIENTE_3]</w:t>
+          <w:p>
+            <w:pPr>
+              <w:pBdr>
+                <w:top w:val="nil"/>
+                <w:left w:val="nil"/>
+                <w:bottom w:val="nil"/>
+                <w:right w:val="nil"/>
+                <w:between w:val="nil"/>
+              </w:pBdr>
+              <w:spacing w:before="0" w:after="0"/>
+              <w:ind w:left="-116" w:right="-119"/>
+              <w:jc w:val="center"/>
+              <w:rPr>
+                <w:sz w:val="20"/>
+                <w:szCs w:val="20"/>
+              </w:rPr>
+            </w:pPr>
+            <w:r>
+              <w:rPr>
+                <w:sz w:val="20"/>
+                <w:szCs w:val="20"/>
+              </w:rPr>
+              <w:t>[DIRECCION_DEPENDIENTE_2]</w:t>
             </w:r>
           </w:p>
         </w:tc>
       </w:tr>
-      <w:tr w14:paraId="4D4DD">
+      <w:tr>
         <w:tc>
           <w:tcPr>
-            <w:tcW w:w="2410" w:type="dxa"/>
+            <w:tcW w:w="4253" w:type="dxa"/>
             <w:tcBorders>
               <w:top w:val="single" w:sz="6" w:space="0" w:color="000000"/>
               <w:left w:val="single" w:sz="6" w:space="0" w:color="000000"/>
@@ -1927,54 +1794,31 @@
               <w:bottom w:w="90" w:type="dxa"/>
               <w:right w:w="120" w:type="dxa"/>
             </w:tcMar>
+            <w:vAlign w:val="center"/>
           </w:tcPr>
-          <w:p w14:paraId="4D4DD">
-            <w:pPr>
-              <w:pBdr>
-                <w:top w:val="nil"/>
-                <w:left w:val="nil"/>
-                <w:bottom w:val="nil"/>
-                <w:right w:val="nil"/>
-                <w:between w:val="nil"/>
-              </w:pBdr>
-              <w:spacing w:before="90" w:after="0"/>
-              <w:ind w:left="0" w:right="-846"/>
-            </w:pPr>
-            <w:r>
-              <w:t>[NOMBRE_DEPENDIENTE_4]</w:t>
-            </w:r>
-          </w:p>
-        </w:tc>
-        <w:tc>
-          <w:tcPr>
-            <w:tcW w:w="2126" w:type="dxa"/>
-            <w:tcBorders>
-              <w:top w:val="single" w:sz="6" w:space="0" w:color="000000"/>
-              <w:left w:val="single" w:sz="6" w:space="0" w:color="000000"/>
-              <w:bottom w:val="single" w:sz="6" w:space="0" w:color="000000"/>
-              <w:right w:val="single" w:sz="6" w:space="0" w:color="000000"/>
-            </w:tcBorders>
-            <w:tcMar>
-              <w:top w:w="90" w:type="dxa"/>
-              <w:left w:w="120" w:type="dxa"/>
-              <w:bottom w:w="90" w:type="dxa"/>
-              <w:right w:w="120" w:type="dxa"/>
-            </w:tcMar>
-          </w:tcPr>
-          <w:p w14:paraId="4D4DD">
-            <w:pPr>
-              <w:pBdr>
-                <w:top w:val="nil"/>
-                <w:left w:val="nil"/>
-                <w:bottom w:val="nil"/>
-                <w:right w:val="nil"/>
-                <w:between w:val="nil"/>
-              </w:pBdr>
-              <w:spacing w:before="90" w:after="0"/>
-              <w:ind w:left="0" w:right="-846"/>
-            </w:pPr>
-            <w:r>
-              <w:t>[APELLIDO_DEPENDIENTE_4]</w:t>
+          <w:p>
+            <w:pPr>
+              <w:pBdr>
+                <w:top w:val="nil"/>
+                <w:left w:val="nil"/>
+                <w:bottom w:val="nil"/>
+                <w:right w:val="nil"/>
+                <w:between w:val="nil"/>
+              </w:pBdr>
+              <w:spacing w:before="0" w:after="0"/>
+              <w:ind w:left="0" w:right="0"/>
+              <w:jc w:val="center"/>
+              <w:rPr>
+                <w:sz w:val="20"/>
+                <w:szCs w:val="20"/>
+              </w:rPr>
+            </w:pPr>
+            <w:r>
+              <w:rPr>
+                <w:sz w:val="20"/>
+                <w:szCs w:val="20"/>
+              </w:rPr>
+              <w:t>[NOMBRE_DEPENDIENTE_3]</w:t>
             </w:r>
           </w:p>
         </w:tc>
@@ -1993,27 +1837,51 @@
               <w:bottom w:w="90" w:type="dxa"/>
               <w:right w:w="120" w:type="dxa"/>
             </w:tcMar>
+            <w:vAlign w:val="center"/>
           </w:tcPr>
-          <w:p w14:paraId="4D4DD">
-            <w:pPr>
-              <w:pBdr>
-                <w:top w:val="nil"/>
-                <w:left w:val="nil"/>
-                <w:bottom w:val="nil"/>
-                <w:right w:val="nil"/>
-                <w:between w:val="nil"/>
-              </w:pBdr>
-              <w:spacing w:before="90" w:after="0"/>
-              <w:ind w:left="0" w:right="-846"/>
-            </w:pPr>
-            <w:r>
-              <w:t>[EDAD_DEPENDIENTE_4]</w:t>
+          <w:p>
+            <w:pPr>
+              <w:pBdr>
+                <w:top w:val="nil"/>
+                <w:left w:val="nil"/>
+                <w:bottom w:val="nil"/>
+                <w:right w:val="nil"/>
+                <w:between w:val="nil"/>
+              </w:pBdr>
+              <w:spacing w:before="0" w:after="0"/>
+              <w:ind w:left="-116" w:right="-123"/>
+              <w:jc w:val="center"/>
+              <w:rPr>
+                <w:sz w:val="20"/>
+                <w:szCs w:val="20"/>
+              </w:rPr>
+            </w:pPr>
+            <w:r>
+              <w:rPr>
+                <w:sz w:val="20"/>
+                <w:szCs w:val="20"/>
+              </w:rPr>
+              <w:t xml:space="preserve">[P##] </w:t>
+            </w:r>
+            <w:r>
+              <w:rPr>
+                <w:sz w:val="20"/>
+                <w:szCs w:val="20"/>
+              </w:rPr>
+              <w:t>_</w:t>
+            </w:r>
+            <w:r>
+              <w:rPr>
+                <w:sz w:val="20"/>
+                <w:szCs w:val="20"/>
+              </w:rPr>
+              <w:t>3</w:t>
             </w:r>
           </w:p>
         </w:tc>
         <w:tc>
           <w:tcPr>
-            <w:tcW w:w="2693" w:type="dxa"/>
+            <w:tcW w:w="1417" w:type="dxa"/>
             <w:tcBorders>
               <w:top w:val="single" w:sz="6" w:space="0" w:color="000000"/>
               <w:left w:val="single" w:sz="6" w:space="0" w:color="000000"/>
@@ -2026,27 +1894,51 @@
               <w:bottom w:w="90" w:type="dxa"/>
               <w:right w:w="120" w:type="dxa"/>
             </w:tcMar>
+            <w:vAlign w:val="center"/>
           </w:tcPr>
-          <w:p w14:paraId="4D4DD">
-            <w:pPr>
-              <w:pBdr>
-                <w:top w:val="nil"/>
-                <w:left w:val="nil"/>
-                <w:bottom w:val="nil"/>
-                <w:right w:val="nil"/>
-                <w:between w:val="nil"/>
-              </w:pBdr>
-              <w:spacing w:before="90" w:after="0"/>
-              <w:ind w:left="0" w:right="-846"/>
-            </w:pPr>
-            <w:r>
-              <w:t>[PARENTESCO_DEPENDIENTE_4]</w:t>
+          <w:p>
+            <w:pPr>
+              <w:pBdr>
+                <w:top w:val="nil"/>
+                <w:left w:val="nil"/>
+                <w:bottom w:val="nil"/>
+                <w:right w:val="nil"/>
+                <w:between w:val="nil"/>
+              </w:pBdr>
+              <w:spacing w:before="0" w:after="0"/>
+              <w:ind w:left="0" w:right="0"/>
+              <w:jc w:val="center"/>
+              <w:rPr>
+                <w:sz w:val="20"/>
+                <w:szCs w:val="20"/>
+              </w:rPr>
+            </w:pPr>
+            <w:r>
+              <w:rPr>
+                <w:sz w:val="20"/>
+                <w:szCs w:val="20"/>
+              </w:rPr>
+              <w:t>[P##]</w:t>
+            </w:r>
+            <w:r>
+              <w:rPr>
+                <w:sz w:val="20"/>
+                <w:szCs w:val="20"/>
+              </w:rPr>
+              <w:t xml:space="preserve"> </w:t>
+            </w:r>
+            <w:r>
+              <w:rPr>
+                <w:sz w:val="20"/>
+                <w:szCs w:val="20"/>
+              </w:rPr>
+              <w:t>_3</w:t>
             </w:r>
           </w:p>
         </w:tc>
         <w:tc>
           <w:tcPr>
-            <w:tcW w:w="2835" w:type="dxa"/>
+            <w:tcW w:w="4110" w:type="dxa"/>
             <w:tcBorders>
               <w:top w:val="single" w:sz="6" w:space="0" w:color="000000"/>
               <w:left w:val="single" w:sz="6" w:space="0" w:color="000000"/>
@@ -2059,355 +1951,31 @@
               <w:bottom w:w="90" w:type="dxa"/>
               <w:right w:w="120" w:type="dxa"/>
             </w:tcMar>
+            <w:vAlign w:val="center"/>
           </w:tcPr>
-          <w:p w14:paraId="4D4DD">
-            <w:pPr>
-              <w:pBdr>
-                <w:top w:val="nil"/>
-                <w:left w:val="nil"/>
-                <w:bottom w:val="nil"/>
-                <w:right w:val="nil"/>
-                <w:between w:val="nil"/>
-              </w:pBdr>
-              <w:spacing w:before="90" w:after="0"/>
-              <w:ind w:left="0" w:right="-846"/>
-            </w:pPr>
-            <w:r>
-              <w:t>[DIRECCION_DEPENDIENTE_4]</w:t>
-            </w:r>
-          </w:p>
-        </w:tc>
-      </w:tr>
-      <w:tr w14:paraId="5D5DD">
-        <w:tc>
-          <w:tcPr>
-            <w:tcW w:w="2410" w:type="dxa"/>
-            <w:tcBorders>
-              <w:top w:val="single" w:sz="6" w:space="0" w:color="000000"/>
-              <w:left w:val="single" w:sz="6" w:space="0" w:color="000000"/>
-              <w:bottom w:val="single" w:sz="6" w:space="0" w:color="000000"/>
-              <w:right w:val="single" w:sz="6" w:space="0" w:color="000000"/>
-            </w:tcBorders>
-            <w:tcMar>
-              <w:top w:w="90" w:type="dxa"/>
-              <w:left w:w="120" w:type="dxa"/>
-              <w:bottom w:w="90" w:type="dxa"/>
-              <w:right w:w="120" w:type="dxa"/>
-            </w:tcMar>
-          </w:tcPr>
-          <w:p w14:paraId="5D5DD">
-            <w:pPr>
-              <w:pBdr>
-                <w:top w:val="nil"/>
-                <w:left w:val="nil"/>
-                <w:bottom w:val="nil"/>
-                <w:right w:val="nil"/>
-                <w:between w:val="nil"/>
-              </w:pBdr>
-              <w:spacing w:before="90" w:after="0"/>
-              <w:ind w:left="0" w:right="-846"/>
-            </w:pPr>
-            <w:r>
-              <w:t>[NOMBRE_DEPENDIENTE_5]</w:t>
-            </w:r>
-          </w:p>
-        </w:tc>
-        <w:tc>
-          <w:tcPr>
-            <w:tcW w:w="2126" w:type="dxa"/>
-            <w:tcBorders>
-              <w:top w:val="single" w:sz="6" w:space="0" w:color="000000"/>
-              <w:left w:val="single" w:sz="6" w:space="0" w:color="000000"/>
-              <w:bottom w:val="single" w:sz="6" w:space="0" w:color="000000"/>
-              <w:right w:val="single" w:sz="6" w:space="0" w:color="000000"/>
-            </w:tcBorders>
-            <w:tcMar>
-              <w:top w:w="90" w:type="dxa"/>
-              <w:left w:w="120" w:type="dxa"/>
-              <w:bottom w:w="90" w:type="dxa"/>
-              <w:right w:w="120" w:type="dxa"/>
-            </w:tcMar>
-          </w:tcPr>
-          <w:p w14:paraId="5D5DD">
-            <w:pPr>
-              <w:pBdr>
-                <w:top w:val="nil"/>
-                <w:left w:val="nil"/>
-                <w:bottom w:val="nil"/>
-                <w:right w:val="nil"/>
-                <w:between w:val="nil"/>
-              </w:pBdr>
-              <w:spacing w:before="90" w:after="0"/>
-              <w:ind w:left="0" w:right="-846"/>
-            </w:pPr>
-            <w:r>
-              <w:t>[APELLIDO_DEPENDIENTE_5]</w:t>
-            </w:r>
-          </w:p>
-        </w:tc>
-        <w:tc>
-          <w:tcPr>
-            <w:tcW w:w="851" w:type="dxa"/>
-            <w:tcBorders>
-              <w:top w:val="single" w:sz="6" w:space="0" w:color="000000"/>
-              <w:left w:val="single" w:sz="6" w:space="0" w:color="000000"/>
-              <w:bottom w:val="single" w:sz="6" w:space="0" w:color="000000"/>
-              <w:right w:val="single" w:sz="6" w:space="0" w:color="000000"/>
-            </w:tcBorders>
-            <w:tcMar>
-              <w:top w:w="90" w:type="dxa"/>
-              <w:left w:w="120" w:type="dxa"/>
-              <w:bottom w:w="90" w:type="dxa"/>
-              <w:right w:w="120" w:type="dxa"/>
-            </w:tcMar>
-          </w:tcPr>
-          <w:p w14:paraId="5D5DD">
-            <w:pPr>
-              <w:pBdr>
-                <w:top w:val="nil"/>
-                <w:left w:val="nil"/>
-                <w:bottom w:val="nil"/>
-                <w:right w:val="nil"/>
-                <w:between w:val="nil"/>
-              </w:pBdr>
-              <w:spacing w:before="90" w:after="0"/>
-              <w:ind w:left="0" w:right="-846"/>
-            </w:pPr>
-            <w:r>
-              <w:t>[EDAD_DEPENDIENTE_5]</w:t>
-            </w:r>
-          </w:p>
-        </w:tc>
-        <w:tc>
-          <w:tcPr>
-            <w:tcW w:w="2693" w:type="dxa"/>
-            <w:tcBorders>
-              <w:top w:val="single" w:sz="6" w:space="0" w:color="000000"/>
-              <w:left w:val="single" w:sz="6" w:space="0" w:color="000000"/>
-              <w:bottom w:val="single" w:sz="6" w:space="0" w:color="000000"/>
-              <w:right w:val="single" w:sz="6" w:space="0" w:color="000000"/>
-            </w:tcBorders>
-            <w:tcMar>
-              <w:top w:w="90" w:type="dxa"/>
-              <w:left w:w="120" w:type="dxa"/>
-              <w:bottom w:w="90" w:type="dxa"/>
-              <w:right w:w="120" w:type="dxa"/>
-            </w:tcMar>
-          </w:tcPr>
-          <w:p w14:paraId="5D5DD">
-            <w:pPr>
-              <w:pBdr>
-                <w:top w:val="nil"/>
-                <w:left w:val="nil"/>
-                <w:bottom w:val="nil"/>
-                <w:right w:val="nil"/>
-                <w:between w:val="nil"/>
-              </w:pBdr>
-              <w:spacing w:before="90" w:after="0"/>
-              <w:ind w:left="0" w:right="-846"/>
-            </w:pPr>
-            <w:r>
-              <w:t>[PARENTESCO_DEPENDIENTE_5]</w:t>
-            </w:r>
-          </w:p>
-        </w:tc>
-        <w:tc>
-          <w:tcPr>
-            <w:tcW w:w="2835" w:type="dxa"/>
-            <w:tcBorders>
-              <w:top w:val="single" w:sz="6" w:space="0" w:color="000000"/>
-              <w:left w:val="single" w:sz="6" w:space="0" w:color="000000"/>
-              <w:bottom w:val="single" w:sz="6" w:space="0" w:color="000000"/>
-              <w:right w:val="single" w:sz="6" w:space="0" w:color="000000"/>
-            </w:tcBorders>
-            <w:tcMar>
-              <w:top w:w="90" w:type="dxa"/>
-              <w:left w:w="120" w:type="dxa"/>
-              <w:bottom w:w="90" w:type="dxa"/>
-              <w:right w:w="120" w:type="dxa"/>
-            </w:tcMar>
-          </w:tcPr>
-          <w:p w14:paraId="5D5DD">
-            <w:pPr>
-              <w:pBdr>
-                <w:top w:val="nil"/>
-                <w:left w:val="nil"/>
-                <w:bottom w:val="nil"/>
-                <w:right w:val="nil"/>
-                <w:between w:val="nil"/>
-              </w:pBdr>
-              <w:spacing w:before="90" w:after="0"/>
-              <w:ind w:left="0" w:right="-846"/>
-            </w:pPr>
-            <w:r>
-              <w:t>[DIRECCION_DEPENDIENTE_5]</w:t>
-            </w:r>
-          </w:p>
-        </w:tc>
-      </w:tr>
-      <w:tr w14:paraId="6D6DD">
-        <w:tc>
-          <w:tcPr>
-            <w:tcW w:w="2410" w:type="dxa"/>
-            <w:tcBorders>
-              <w:top w:val="single" w:sz="6" w:space="0" w:color="000000"/>
-              <w:left w:val="single" w:sz="6" w:space="0" w:color="000000"/>
-              <w:bottom w:val="single" w:sz="6" w:space="0" w:color="000000"/>
-              <w:right w:val="single" w:sz="6" w:space="0" w:color="000000"/>
-            </w:tcBorders>
-            <w:tcMar>
-              <w:top w:w="90" w:type="dxa"/>
-              <w:left w:w="120" w:type="dxa"/>
-              <w:bottom w:w="90" w:type="dxa"/>
-              <w:right w:w="120" w:type="dxa"/>
-            </w:tcMar>
-          </w:tcPr>
-          <w:p w14:paraId="6D6DD">
-            <w:pPr>
-              <w:pBdr>
-                <w:top w:val="nil"/>
-                <w:left w:val="nil"/>
-                <w:bottom w:val="nil"/>
-                <w:right w:val="nil"/>
-                <w:between w:val="nil"/>
-              </w:pBdr>
-              <w:spacing w:before="90" w:after="0"/>
-              <w:ind w:left="0" w:right="-846"/>
-            </w:pPr>
-            <w:r>
-              <w:t>[NOMBRE_DEPENDIENTE_6]</w:t>
-            </w:r>
-          </w:p>
-        </w:tc>
-        <w:tc>
-          <w:tcPr>
-            <w:tcW w:w="2126" w:type="dxa"/>
-            <w:tcBorders>
-              <w:top w:val="single" w:sz="6" w:space="0" w:color="000000"/>
-              <w:left w:val="single" w:sz="6" w:space="0" w:color="000000"/>
-              <w:bottom w:val="single" w:sz="6" w:space="0" w:color="000000"/>
-              <w:right w:val="single" w:sz="6" w:space="0" w:color="000000"/>
-            </w:tcBorders>
-            <w:tcMar>
-              <w:top w:w="90" w:type="dxa"/>
-              <w:left w:w="120" w:type="dxa"/>
-              <w:bottom w:w="90" w:type="dxa"/>
-              <w:right w:w="120" w:type="dxa"/>
-            </w:tcMar>
-          </w:tcPr>
-          <w:p w14:paraId="6D6DD">
-            <w:pPr>
-              <w:pBdr>
-                <w:top w:val="nil"/>
-                <w:left w:val="nil"/>
-                <w:bottom w:val="nil"/>
-                <w:right w:val="nil"/>
-                <w:between w:val="nil"/>
-              </w:pBdr>
-              <w:spacing w:before="90" w:after="0"/>
-              <w:ind w:left="0" w:right="-846"/>
-            </w:pPr>
-            <w:r>
-              <w:t>[APELLIDO_DEPENDIENTE_6]</w:t>
-            </w:r>
-          </w:p>
-        </w:tc>
-        <w:tc>
-          <w:tcPr>
-            <w:tcW w:w="851" w:type="dxa"/>
-            <w:tcBorders>
-              <w:top w:val="single" w:sz="6" w:space="0" w:color="000000"/>
-              <w:left w:val="single" w:sz="6" w:space="0" w:color="000000"/>
-              <w:bottom w:val="single" w:sz="6" w:space="0" w:color="000000"/>
-              <w:right w:val="single" w:sz="6" w:space="0" w:color="000000"/>
-            </w:tcBorders>
-            <w:tcMar>
-              <w:top w:w="90" w:type="dxa"/>
-              <w:left w:w="120" w:type="dxa"/>
-              <w:bottom w:w="90" w:type="dxa"/>
-              <w:right w:w="120" w:type="dxa"/>
-            </w:tcMar>
-          </w:tcPr>
-          <w:p w14:paraId="6D6DD">
-            <w:pPr>
-              <w:pBdr>
-                <w:top w:val="nil"/>
-                <w:left w:val="nil"/>
-                <w:bottom w:val="nil"/>
-                <w:right w:val="nil"/>
-                <w:between w:val="nil"/>
-              </w:pBdr>
-              <w:spacing w:before="90" w:after="0"/>
-              <w:ind w:left="0" w:right="-846"/>
-            </w:pPr>
-            <w:r>
-              <w:t>[EDAD_DEPENDIENTE_6]</w:t>
-            </w:r>
-          </w:p>
-        </w:tc>
-        <w:tc>
-          <w:tcPr>
-            <w:tcW w:w="2693" w:type="dxa"/>
-            <w:tcBorders>
-              <w:top w:val="single" w:sz="6" w:space="0" w:color="000000"/>
-              <w:left w:val="single" w:sz="6" w:space="0" w:color="000000"/>
-              <w:bottom w:val="single" w:sz="6" w:space="0" w:color="000000"/>
-              <w:right w:val="single" w:sz="6" w:space="0" w:color="000000"/>
-            </w:tcBorders>
-            <w:tcMar>
-              <w:top w:w="90" w:type="dxa"/>
-              <w:left w:w="120" w:type="dxa"/>
-              <w:bottom w:w="90" w:type="dxa"/>
-              <w:right w:w="120" w:type="dxa"/>
-            </w:tcMar>
-          </w:tcPr>
-          <w:p w14:paraId="6D6DD">
-            <w:pPr>
-              <w:pBdr>
-                <w:top w:val="nil"/>
-                <w:left w:val="nil"/>
-                <w:bottom w:val="nil"/>
-                <w:right w:val="nil"/>
-                <w:between w:val="nil"/>
-              </w:pBdr>
-              <w:spacing w:before="90" w:after="0"/>
-              <w:ind w:left="0" w:right="-846"/>
-            </w:pPr>
-            <w:r>
-              <w:t>[PARENTESCO_DEPENDIENTE_6]</w:t>
-            </w:r>
-          </w:p>
-        </w:tc>
-        <w:tc>
-          <w:tcPr>
-            <w:tcW w:w="2835" w:type="dxa"/>
-            <w:tcBorders>
-              <w:top w:val="single" w:sz="6" w:space="0" w:color="000000"/>
-              <w:left w:val="single" w:sz="6" w:space="0" w:color="000000"/>
-              <w:bottom w:val="single" w:sz="6" w:space="0" w:color="000000"/>
-              <w:right w:val="single" w:sz="6" w:space="0" w:color="000000"/>
-            </w:tcBorders>
-            <w:tcMar>
-              <w:top w:w="90" w:type="dxa"/>
-              <w:left w:w="120" w:type="dxa"/>
-              <w:bottom w:w="90" w:type="dxa"/>
-              <w:right w:w="120" w:type="dxa"/>
-            </w:tcMar>
-          </w:tcPr>
-          <w:p w14:paraId="6D6DD">
-            <w:pPr>
-              <w:pBdr>
-                <w:top w:val="nil"/>
-                <w:left w:val="nil"/>
-                <w:bottom w:val="nil"/>
-                <w:right w:val="nil"/>
-                <w:between w:val="nil"/>
-              </w:pBdr>
-              <w:spacing w:before="90" w:after="0"/>
-              <w:ind w:left="0" w:right="-846"/>
-            </w:pPr>
-            <w:r>
-              <w:t>[DIRECCION_DEPENDIENTE_6]</w:t>
+          <w:p>
+            <w:pPr>
+              <w:pBdr>
+                <w:top w:val="nil"/>
+                <w:left w:val="nil"/>
+                <w:bottom w:val="nil"/>
+                <w:right w:val="nil"/>
+                <w:between w:val="nil"/>
+              </w:pBdr>
+              <w:spacing w:before="0" w:after="0"/>
+              <w:ind w:left="-116" w:right="-119"/>
+              <w:jc w:val="center"/>
+              <w:rPr>
+                <w:sz w:val="20"/>
+                <w:szCs w:val="20"/>
+              </w:rPr>
+            </w:pPr>
+            <w:r>
+              <w:rPr>
+                <w:sz w:val="20"/>
+                <w:szCs w:val="20"/>
+              </w:rPr>
+              <w:t>[DIRECCION_DEPENDIENTE_3]</w:t>
             </w:r>
           </w:p>
         </w:tc>
@@ -2638,6 +2206,12 @@
       </w:pPr>
     </w:p>
     <w:sectPr>
+      <w:headerReference w:type="even" r:id="rId8"/>
+      <w:headerReference w:type="default" r:id="rId9"/>
+      <w:footerReference w:type="even" r:id="rId10"/>
+      <w:footerReference w:type="default" r:id="rId11"/>
+      <w:headerReference w:type="first" r:id="rId12"/>
+      <w:footerReference w:type="first" r:id="rId13"/>
       <w:pgSz w:w="12240" w:h="15840"/>
       <w:pgMar w:top="568" w:right="1440" w:bottom="426" w:left="1440" w:header="0" w:footer="720" w:gutter="0"/>
       <w:pgNumType w:start="1"/>
@@ -2645,6 +2219,203 @@
     </w:sectPr>
   </w:body>
 </w:document>
+</file>
+
+<file path=word/endnotes.xml><?xml version="1.0" encoding="utf-8"?>
+<w:endnotes xmlns:wpc="http://schemas.microsoft.com/office/word/2010/wordprocessingCanvas" xmlns:cx="http://schemas.microsoft.com/office/drawing/2014/chartex" xmlns:cx1="http://schemas.microsoft.com/office/drawing/2015/9/8/chartex" xmlns:cx2="http://schemas.microsoft.com/office/drawing/2015/10/21/chartex" xmlns:cx3="http://schemas.microsoft.com/office/drawing/2016/5/9/chartex" xmlns:cx4="http://schemas.microsoft.com/office/drawing/2016/5/10/chartex" xmlns:cx5="http://schemas.microsoft.com/office/drawing/2016/5/11/chartex" xmlns:cx6="http://schemas.microsoft.com/office/drawing/2016/5/12/chartex" xmlns:cx7="http://schemas.microsoft.com/office/drawing/2016/5/13/chartex" xmlns:cx8="http://schemas.microsoft.com/office/drawing/2016/5/14/chartex" xmlns:mc="http://schemas.openxmlformats.org/markup-compatibility/2006" xmlns:aink="http://schemas.microsoft.com/office/drawing/2016/ink" xmlns:am3d="http://schemas.microsoft.com/office/drawing/2017/model3d" xmlns:o="urn:schemas-microsoft-com:office:office" xmlns:oel="http://schemas.microsoft.com/office/2019/extlst" xmlns:r="http://schemas.openxmlformats.org/officeDocument/2006/relationships" xmlns:m="http://schemas.openxmlformats.org/officeDocument/2006/math" xmlns:v="urn:schemas-microsoft-com:vml" xmlns:wp14="http://schemas.microsoft.com/office/word/2010/wordprocessingDrawing" xmlns:wp="http://schemas.openxmlformats.org/drawingml/2006/wordprocessingDrawing" xmlns:w10="urn:schemas-microsoft-com:office:word" xmlns:w="http://schemas.openxmlformats.org/wordprocessingml/2006/main" xmlns:w14="http://schemas.microsoft.com/office/word/2010/wordml" xmlns:w15="http://schemas.microsoft.com/office/word/2012/wordml" xmlns:w16cei="http://schemas.microsoft.com/office/word/2026/wordml/cei" xmlns:w16cex="http://schemas.microsoft.com/office/word/2018/wordml/cex" xmlns:w16cid="http://schemas.microsoft.com/office/word/2016/wordml/cid" xmlns:w16="http://schemas.microsoft.com/office/word/2018/wordml" xmlns:w16du="http://schemas.microsoft.com/office/word/2023/wordml/word16du" xmlns:w16sdtdh="http://schemas.microsoft.com/office/word/2020/wordml/sdtdatahash" xmlns:w16sdtfl="http://schemas.microsoft.com/office/word/2024/wordml/sdtformatlock" xmlns:w16se="http://schemas.microsoft.com/office/word/2015/wordml/symex" xmlns:wpg="http://schemas.microsoft.com/office/word/2010/wordprocessingGroup" xmlns:wpi="http://schemas.microsoft.com/office/word/2010/wordprocessingInk" xmlns:wne="http://schemas.microsoft.com/office/word/2006/wordml" xmlns:wps="http://schemas.microsoft.com/office/word/2010/wordprocessingShape" mc:Ignorable="w14 w15 w16se w16cid w16 w16cex w16sdtdh w16sdtfl w16du wp14">
+  <w:endnote w:type="separator" w:id="-1">
+    <w:p>
+      <w:pPr>
+        <w:spacing w:before="0" w:after="0" w:line="240" w:lineRule="auto"/>
+      </w:pPr>
+      <w:r>
+        <w:separator/>
+      </w:r>
+    </w:p>
+  </w:endnote>
+  <w:endnote w:type="continuationSeparator" w:id="0">
+    <w:p>
+      <w:pPr>
+        <w:spacing w:before="0" w:after="0" w:line="240" w:lineRule="auto"/>
+      </w:pPr>
+      <w:r>
+        <w:continuationSeparator/>
+      </w:r>
+    </w:p>
+  </w:endnote>
+</w:endnotes>
+</file>
+
+<file path=word/footer1.xml><?xml version="1.0" encoding="utf-8"?>
+<w:ftr xmlns:wpc="http://schemas.microsoft.com/office/word/2010/wordprocessingCanvas" xmlns:cx="http://schemas.microsoft.com/office/drawing/2014/chartex" xmlns:cx1="http://schemas.microsoft.com/office/drawing/2015/9/8/chartex" xmlns:cx2="http://schemas.microsoft.com/office/drawing/2015/10/21/chartex" xmlns:cx3="http://schemas.microsoft.com/office/drawing/2016/5/9/chartex" xmlns:cx4="http://schemas.microsoft.com/office/drawing/2016/5/10/chartex" xmlns:cx5="http://schemas.microsoft.com/office/drawing/2016/5/11/chartex" xmlns:cx6="http://schemas.microsoft.com/office/drawing/2016/5/12/chartex" xmlns:cx7="http://schemas.microsoft.com/office/drawing/2016/5/13/chartex" xmlns:cx8="http://schemas.microsoft.com/office/drawing/2016/5/14/chartex" xmlns:mc="http://schemas.openxmlformats.org/markup-compatibility/2006" xmlns:aink="http://schemas.microsoft.com/office/drawing/2016/ink" xmlns:am3d="http://schemas.microsoft.com/office/drawing/2017/model3d" xmlns:o="urn:schemas-microsoft-com:office:office" xmlns:oel="http://schemas.microsoft.com/office/2019/extlst" xmlns:r="http://schemas.openxmlformats.org/officeDocument/2006/relationships" xmlns:m="http://schemas.openxmlformats.org/officeDocument/2006/math" xmlns:v="urn:schemas-microsoft-com:vml" xmlns:wp14="http://schemas.microsoft.com/office/word/2010/wordprocessingDrawing" xmlns:wp="http://schemas.openxmlformats.org/drawingml/2006/wordprocessingDrawing" xmlns:w10="urn:schemas-microsoft-com:office:word" xmlns:w="http://schemas.openxmlformats.org/wordprocessingml/2006/main" xmlns:w14="http://schemas.microsoft.com/office/word/2010/wordml" xmlns:w15="http://schemas.microsoft.com/office/word/2012/wordml" xmlns:w16cei="http://schemas.microsoft.com/office/word/2026/wordml/cei" xmlns:w16cex="http://schemas.microsoft.com/office/word/2018/wordml/cex" xmlns:w16cid="http://schemas.microsoft.com/office/word/2016/wordml/cid" xmlns:w16="http://schemas.microsoft.com/office/word/2018/wordml" xmlns:w16du="http://schemas.microsoft.com/office/word/2023/wordml/word16du" xmlns:w16sdtdh="http://schemas.microsoft.com/office/word/2020/wordml/sdtdatahash" xmlns:w16sdtfl="http://schemas.microsoft.com/office/word/2024/wordml/sdtformatlock" xmlns:w16se="http://schemas.microsoft.com/office/word/2015/wordml/symex" xmlns:wpg="http://schemas.microsoft.com/office/word/2010/wordprocessingGroup" xmlns:wpi="http://schemas.microsoft.com/office/word/2010/wordprocessingInk" xmlns:wne="http://schemas.microsoft.com/office/word/2006/wordml" xmlns:wps="http://schemas.microsoft.com/office/word/2010/wordprocessingShape" mc:Ignorable="w14 w15 w16se w16cid w16 w16cex w16sdtdh w16sdtfl w16du wp14">
+  <w:p>
+    <w:pPr>
+      <w:pStyle w:val="Piedepgina"/>
+    </w:pPr>
+  </w:p>
+</w:ftr>
+</file>
+
+<file path=word/footer2.xml><?xml version="1.0" encoding="utf-8"?>
+<w:ftr xmlns:wpc="http://schemas.microsoft.com/office/word/2010/wordprocessingCanvas" xmlns:cx="http://schemas.microsoft.com/office/drawing/2014/chartex" xmlns:cx1="http://schemas.microsoft.com/office/drawing/2015/9/8/chartex" xmlns:cx2="http://schemas.microsoft.com/office/drawing/2015/10/21/chartex" xmlns:cx3="http://schemas.microsoft.com/office/drawing/2016/5/9/chartex" xmlns:cx4="http://schemas.microsoft.com/office/drawing/2016/5/10/chartex" xmlns:cx5="http://schemas.microsoft.com/office/drawing/2016/5/11/chartex" xmlns:cx6="http://schemas.microsoft.com/office/drawing/2016/5/12/chartex" xmlns:cx7="http://schemas.microsoft.com/office/drawing/2016/5/13/chartex" xmlns:cx8="http://schemas.microsoft.com/office/drawing/2016/5/14/chartex" xmlns:mc="http://schemas.openxmlformats.org/markup-compatibility/2006" xmlns:aink="http://schemas.microsoft.com/office/drawing/2016/ink" xmlns:am3d="http://schemas.microsoft.com/office/drawing/2017/model3d" xmlns:o="urn:schemas-microsoft-com:office:office" xmlns:oel="http://schemas.microsoft.com/office/2019/extlst" xmlns:r="http://schemas.openxmlformats.org/officeDocument/2006/relationships" xmlns:m="http://schemas.openxmlformats.org/officeDocument/2006/math" xmlns:v="urn:schemas-microsoft-com:vml" xmlns:wp14="http://schemas.microsoft.com/office/word/2010/wordprocessingDrawing" xmlns:wp="http://schemas.openxmlformats.org/drawingml/2006/wordprocessingDrawing" xmlns:w10="urn:schemas-microsoft-com:office:word" xmlns:w="http://schemas.openxmlformats.org/wordprocessingml/2006/main" xmlns:w14="http://schemas.microsoft.com/office/word/2010/wordml" xmlns:w15="http://schemas.microsoft.com/office/word/2012/wordml" xmlns:w16cei="http://schemas.microsoft.com/office/word/2026/wordml/cei" xmlns:w16cex="http://schemas.microsoft.com/office/word/2018/wordml/cex" xmlns:w16cid="http://schemas.microsoft.com/office/word/2016/wordml/cid" xmlns:w16="http://schemas.microsoft.com/office/word/2018/wordml" xmlns:w16du="http://schemas.microsoft.com/office/word/2023/wordml/word16du" xmlns:w16sdtdh="http://schemas.microsoft.com/office/word/2020/wordml/sdtdatahash" xmlns:w16sdtfl="http://schemas.microsoft.com/office/word/2024/wordml/sdtformatlock" xmlns:w16se="http://schemas.microsoft.com/office/word/2015/wordml/symex" xmlns:wpg="http://schemas.microsoft.com/office/word/2010/wordprocessingGroup" xmlns:wpi="http://schemas.microsoft.com/office/word/2010/wordprocessingInk" xmlns:wne="http://schemas.microsoft.com/office/word/2006/wordml" xmlns:wps="http://schemas.microsoft.com/office/word/2010/wordprocessingShape" mc:Ignorable="w14 w15 w16se w16cid w16 w16cex w16sdtdh w16sdtfl w16du wp14">
+  <w:p>
+    <w:pPr>
+      <w:pStyle w:val="Piedepgina"/>
+    </w:pPr>
+  </w:p>
+</w:ftr>
+</file>
+
+<file path=word/footer3.xml><?xml version="1.0" encoding="utf-8"?>
+<w:ftr xmlns:wpc="http://schemas.microsoft.com/office/word/2010/wordprocessingCanvas" xmlns:cx="http://schemas.microsoft.com/office/drawing/2014/chartex" xmlns:cx1="http://schemas.microsoft.com/office/drawing/2015/9/8/chartex" xmlns:cx2="http://schemas.microsoft.com/office/drawing/2015/10/21/chartex" xmlns:cx3="http://schemas.microsoft.com/office/drawing/2016/5/9/chartex" xmlns:cx4="http://schemas.microsoft.com/office/drawing/2016/5/10/chartex" xmlns:cx5="http://schemas.microsoft.com/office/drawing/2016/5/11/chartex" xmlns:cx6="http://schemas.microsoft.com/office/drawing/2016/5/12/chartex" xmlns:cx7="http://schemas.microsoft.com/office/drawing/2016/5/13/chartex" xmlns:cx8="http://schemas.microsoft.com/office/drawing/2016/5/14/chartex" xmlns:mc="http://schemas.openxmlformats.org/markup-compatibility/2006" xmlns:aink="http://schemas.microsoft.com/office/drawing/2016/ink" xmlns:am3d="http://schemas.microsoft.com/office/drawing/2017/model3d" xmlns:o="urn:schemas-microsoft-com:office:office" xmlns:oel="http://schemas.microsoft.com/office/2019/extlst" xmlns:r="http://schemas.openxmlformats.org/officeDocument/2006/relationships" xmlns:m="http://schemas.openxmlformats.org/officeDocument/2006/math" xmlns:v="urn:schemas-microsoft-com:vml" xmlns:wp14="http://schemas.microsoft.com/office/word/2010/wordprocessingDrawing" xmlns:wp="http://schemas.openxmlformats.org/drawingml/2006/wordprocessingDrawing" xmlns:w10="urn:schemas-microsoft-com:office:word" xmlns:w="http://schemas.openxmlformats.org/wordprocessingml/2006/main" xmlns:w14="http://schemas.microsoft.com/office/word/2010/wordml" xmlns:w15="http://schemas.microsoft.com/office/word/2012/wordml" xmlns:w16cei="http://schemas.microsoft.com/office/word/2026/wordml/cei" xmlns:w16cex="http://schemas.microsoft.com/office/word/2018/wordml/cex" xmlns:w16cid="http://schemas.microsoft.com/office/word/2016/wordml/cid" xmlns:w16="http://schemas.microsoft.com/office/word/2018/wordml" xmlns:w16du="http://schemas.microsoft.com/office/word/2023/wordml/word16du" xmlns:w16sdtdh="http://schemas.microsoft.com/office/word/2020/wordml/sdtdatahash" xmlns:w16sdtfl="http://schemas.microsoft.com/office/word/2024/wordml/sdtformatlock" xmlns:w16se="http://schemas.microsoft.com/office/word/2015/wordml/symex" xmlns:wpg="http://schemas.microsoft.com/office/word/2010/wordprocessingGroup" xmlns:wpi="http://schemas.microsoft.com/office/word/2010/wordprocessingInk" xmlns:wne="http://schemas.microsoft.com/office/word/2006/wordml" xmlns:wps="http://schemas.microsoft.com/office/word/2010/wordprocessingShape" mc:Ignorable="w14 w15 w16se w16cid w16 w16cex w16sdtdh w16sdtfl w16du wp14">
+  <w:p>
+    <w:pPr>
+      <w:pStyle w:val="Piedepgina"/>
+    </w:pPr>
+  </w:p>
+</w:ftr>
+</file>
+
+<file path=word/footnotes.xml><?xml version="1.0" encoding="utf-8"?>
+<w:footnotes xmlns:wpc="http://schemas.microsoft.com/office/word/2010/wordprocessingCanvas" xmlns:cx="http://schemas.microsoft.com/office/drawing/2014/chartex" xmlns:cx1="http://schemas.microsoft.com/office/drawing/2015/9/8/chartex" xmlns:cx2="http://schemas.microsoft.com/office/drawing/2015/10/21/chartex" xmlns:cx3="http://schemas.microsoft.com/office/drawing/2016/5/9/chartex" xmlns:cx4="http://schemas.microsoft.com/office/drawing/2016/5/10/chartex" xmlns:cx5="http://schemas.microsoft.com/office/drawing/2016/5/11/chartex" xmlns:cx6="http://schemas.microsoft.com/office/drawing/2016/5/12/chartex" xmlns:cx7="http://schemas.microsoft.com/office/drawing/2016/5/13/chartex" xmlns:cx8="http://schemas.microsoft.com/office/drawing/2016/5/14/chartex" xmlns:mc="http://schemas.openxmlformats.org/markup-compatibility/2006" xmlns:aink="http://schemas.microsoft.com/office/drawing/2016/ink" xmlns:am3d="http://schemas.microsoft.com/office/drawing/2017/model3d" xmlns:o="urn:schemas-microsoft-com:office:office" xmlns:oel="http://schemas.microsoft.com/office/2019/extlst" xmlns:r="http://schemas.openxmlformats.org/officeDocument/2006/relationships" xmlns:m="http://schemas.openxmlformats.org/officeDocument/2006/math" xmlns:v="urn:schemas-microsoft-com:vml" xmlns:wp14="http://schemas.microsoft.com/office/word/2010/wordprocessingDrawing" xmlns:wp="http://schemas.openxmlformats.org/drawingml/2006/wordprocessingDrawing" xmlns:w10="urn:schemas-microsoft-com:office:word" xmlns:w="http://schemas.openxmlformats.org/wordprocessingml/2006/main" xmlns:w14="http://schemas.microsoft.com/office/word/2010/wordml" xmlns:w15="http://schemas.microsoft.com/office/word/2012/wordml" xmlns:w16cei="http://schemas.microsoft.com/office/word/2026/wordml/cei" xmlns:w16cex="http://schemas.microsoft.com/office/word/2018/wordml/cex" xmlns:w16cid="http://schemas.microsoft.com/office/word/2016/wordml/cid" xmlns:w16="http://schemas.microsoft.com/office/word/2018/wordml" xmlns:w16du="http://schemas.microsoft.com/office/word/2023/wordml/word16du" xmlns:w16sdtdh="http://schemas.microsoft.com/office/word/2020/wordml/sdtdatahash" xmlns:w16sdtfl="http://schemas.microsoft.com/office/word/2024/wordml/sdtformatlock" xmlns:w16se="http://schemas.microsoft.com/office/word/2015/wordml/symex" xmlns:wpg="http://schemas.microsoft.com/office/word/2010/wordprocessingGroup" xmlns:wpi="http://schemas.microsoft.com/office/word/2010/wordprocessingInk" xmlns:wne="http://schemas.microsoft.com/office/word/2006/wordml" xmlns:wps="http://schemas.microsoft.com/office/word/2010/wordprocessingShape" mc:Ignorable="w14 w15 w16se w16cid w16 w16cex w16sdtdh w16sdtfl w16du wp14">
+  <w:footnote w:type="separator" w:id="-1">
+    <w:p>
+      <w:pPr>
+        <w:spacing w:before="0" w:after="0" w:line="240" w:lineRule="auto"/>
+      </w:pPr>
+      <w:r>
+        <w:separator/>
+      </w:r>
+    </w:p>
+  </w:footnote>
+  <w:footnote w:type="continuationSeparator" w:id="0">
+    <w:p>
+      <w:pPr>
+        <w:spacing w:before="0" w:after="0" w:line="240" w:lineRule="auto"/>
+      </w:pPr>
+      <w:r>
+        <w:continuationSeparator/>
+      </w:r>
+    </w:p>
+  </w:footnote>
+</w:footnotes>
+</file>
+
+<file path=word/header1.xml><?xml version="1.0" encoding="utf-8"?>
+<w:hdr xmlns:wpc="http://schemas.microsoft.com/office/word/2010/wordprocessingCanvas" xmlns:cx="http://schemas.microsoft.com/office/drawing/2014/chartex" xmlns:cx1="http://schemas.microsoft.com/office/drawing/2015/9/8/chartex" xmlns:cx2="http://schemas.microsoft.com/office/drawing/2015/10/21/chartex" xmlns:cx3="http://schemas.microsoft.com/office/drawing/2016/5/9/chartex" xmlns:cx4="http://schemas.microsoft.com/office/drawing/2016/5/10/chartex" xmlns:cx5="http://schemas.microsoft.com/office/drawing/2016/5/11/chartex" xmlns:cx6="http://schemas.microsoft.com/office/drawing/2016/5/12/chartex" xmlns:cx7="http://schemas.microsoft.com/office/drawing/2016/5/13/chartex" xmlns:cx8="http://schemas.microsoft.com/office/drawing/2016/5/14/chartex" xmlns:mc="http://schemas.openxmlformats.org/markup-compatibility/2006" xmlns:aink="http://schemas.microsoft.com/office/drawing/2016/ink" xmlns:am3d="http://schemas.microsoft.com/office/drawing/2017/model3d" xmlns:o="urn:schemas-microsoft-com:office:office" xmlns:oel="http://schemas.microsoft.com/office/2019/extlst" xmlns:r="http://schemas.openxmlformats.org/officeDocument/2006/relationships" xmlns:m="http://schemas.openxmlformats.org/officeDocument/2006/math" xmlns:v="urn:schemas-microsoft-com:vml" xmlns:wp14="http://schemas.microsoft.com/office/word/2010/wordprocessingDrawing" xmlns:wp="http://schemas.openxmlformats.org/drawingml/2006/wordprocessingDrawing" xmlns:w10="urn:schemas-microsoft-com:office:word" xmlns:w="http://schemas.openxmlformats.org/wordprocessingml/2006/main" xmlns:w14="http://schemas.microsoft.com/office/word/2010/wordml" xmlns:w15="http://schemas.microsoft.com/office/word/2012/wordml" xmlns:w16cei="http://schemas.microsoft.com/office/word/2026/wordml/cei" xmlns:w16cex="http://schemas.microsoft.com/office/word/2018/wordml/cex" xmlns:w16cid="http://schemas.microsoft.com/office/word/2016/wordml/cid" xmlns:w16="http://schemas.microsoft.com/office/word/2018/wordml" xmlns:w16du="http://schemas.microsoft.com/office/word/2023/wordml/word16du" xmlns:w16sdtdh="http://schemas.microsoft.com/office/word/2020/wordml/sdtdatahash" xmlns:w16sdtfl="http://schemas.microsoft.com/office/word/2024/wordml/sdtformatlock" xmlns:w16se="http://schemas.microsoft.com/office/word/2015/wordml/symex" xmlns:wpg="http://schemas.microsoft.com/office/word/2010/wordprocessingGroup" xmlns:wpi="http://schemas.microsoft.com/office/word/2010/wordprocessingInk" xmlns:wne="http://schemas.microsoft.com/office/word/2006/wordml" xmlns:wps="http://schemas.microsoft.com/office/word/2010/wordprocessingShape" mc:Ignorable="w14 w15 w16se w16cid w16 w16cex w16sdtdh w16sdtfl w16du wp14">
+  <w:p>
+    <w:pPr>
+      <w:pStyle w:val="Encabezado"/>
+    </w:pPr>
+    <w:r>
+      <w:rPr>
+        <w:noProof/>
+      </w:rPr>
+      <w:pict w14:anchorId="06603D31">
+        <v:shapetype id="_x0000_t75" coordsize="21600,21600" o:spt="75" o:preferrelative="t" path="m@4@5l@4@11@9@11@9@5xe" filled="f" stroked="f">
+          <v:stroke joinstyle="miter"/>
+          <v:formulas>
+            <v:f eqn="if lineDrawn pixelLineWidth 0"/>
+            <v:f eqn="sum @0 1 0"/>
+            <v:f eqn="sum 0 0 @1"/>
+            <v:f eqn="prod @2 1 2"/>
+            <v:f eqn="prod @3 21600 pixelWidth"/>
+            <v:f eqn="prod @3 21600 pixelHeight"/>
+            <v:f eqn="sum @0 0 1"/>
+            <v:f eqn="prod @6 1 2"/>
+            <v:f eqn="prod @7 21600 pixelWidth"/>
+            <v:f eqn="sum @8 21600 0"/>
+            <v:f eqn="prod @7 21600 pixelHeight"/>
+            <v:f eqn="sum @10 21600 0"/>
+          </v:formulas>
+          <v:path o:extrusionok="f" gradientshapeok="t" o:connecttype="rect"/>
+          <o:lock v:ext="edit" aspectratio="t"/>
+        </v:shapetype>
+        <v:shape id="WordPictureWatermark27410860" o:spid="_x0000_s1026" type="#_x0000_t75" style="position:absolute;left:0;text-align:left;margin-left:0;margin-top:0;width:467.9pt;height:154pt;z-index:-251657216;mso-position-horizontal:center;mso-position-horizontal-relative:margin;mso-position-vertical:center;mso-position-vertical-relative:margin" o:allowincell="f">
+          <v:imagedata r:id="rId1" o:title="LOGO FLYNET" gain="19661f" blacklevel="22938f"/>
+        </v:shape>
+      </w:pict>
+    </w:r>
+  </w:p>
+</w:hdr>
+</file>
+
+<file path=word/header2.xml><?xml version="1.0" encoding="utf-8"?>
+<w:hdr xmlns:wpc="http://schemas.microsoft.com/office/word/2010/wordprocessingCanvas" xmlns:cx="http://schemas.microsoft.com/office/drawing/2014/chartex" xmlns:cx1="http://schemas.microsoft.com/office/drawing/2015/9/8/chartex" xmlns:cx2="http://schemas.microsoft.com/office/drawing/2015/10/21/chartex" xmlns:cx3="http://schemas.microsoft.com/office/drawing/2016/5/9/chartex" xmlns:cx4="http://schemas.microsoft.com/office/drawing/2016/5/10/chartex" xmlns:cx5="http://schemas.microsoft.com/office/drawing/2016/5/11/chartex" xmlns:cx6="http://schemas.microsoft.com/office/drawing/2016/5/12/chartex" xmlns:cx7="http://schemas.microsoft.com/office/drawing/2016/5/13/chartex" xmlns:cx8="http://schemas.microsoft.com/office/drawing/2016/5/14/chartex" xmlns:mc="http://schemas.openxmlformats.org/markup-compatibility/2006" xmlns:aink="http://schemas.microsoft.com/office/drawing/2016/ink" xmlns:am3d="http://schemas.microsoft.com/office/drawing/2017/model3d" xmlns:o="urn:schemas-microsoft-com:office:office" xmlns:oel="http://schemas.microsoft.com/office/2019/extlst" xmlns:r="http://schemas.openxmlformats.org/officeDocument/2006/relationships" xmlns:m="http://schemas.openxmlformats.org/officeDocument/2006/math" xmlns:v="urn:schemas-microsoft-com:vml" xmlns:wp14="http://schemas.microsoft.com/office/word/2010/wordprocessingDrawing" xmlns:wp="http://schemas.openxmlformats.org/drawingml/2006/wordprocessingDrawing" xmlns:w10="urn:schemas-microsoft-com:office:word" xmlns:w="http://schemas.openxmlformats.org/wordprocessingml/2006/main" xmlns:w14="http://schemas.microsoft.com/office/word/2010/wordml" xmlns:w15="http://schemas.microsoft.com/office/word/2012/wordml" xmlns:w16cei="http://schemas.microsoft.com/office/word/2026/wordml/cei" xmlns:w16cex="http://schemas.microsoft.com/office/word/2018/wordml/cex" xmlns:w16cid="http://schemas.microsoft.com/office/word/2016/wordml/cid" xmlns:w16="http://schemas.microsoft.com/office/word/2018/wordml" xmlns:w16du="http://schemas.microsoft.com/office/word/2023/wordml/word16du" xmlns:w16sdtdh="http://schemas.microsoft.com/office/word/2020/wordml/sdtdatahash" xmlns:w16sdtfl="http://schemas.microsoft.com/office/word/2024/wordml/sdtformatlock" xmlns:w16se="http://schemas.microsoft.com/office/word/2015/wordml/symex" xmlns:wpg="http://schemas.microsoft.com/office/word/2010/wordprocessingGroup" xmlns:wpi="http://schemas.microsoft.com/office/word/2010/wordprocessingInk" xmlns:wne="http://schemas.microsoft.com/office/word/2006/wordml" xmlns:wps="http://schemas.microsoft.com/office/word/2010/wordprocessingShape" mc:Ignorable="w14 w15 w16se w16cid w16 w16cex w16sdtdh w16sdtfl w16du wp14">
+  <w:p>
+    <w:pPr>
+      <w:pStyle w:val="Encabezado"/>
+    </w:pPr>
+    <w:r>
+      <w:rPr>
+        <w:noProof/>
+      </w:rPr>
+      <w:pict w14:anchorId="7EEA7ED2">
+        <v:shapetype id="_x0000_t75" coordsize="21600,21600" o:spt="75" o:preferrelative="t" path="m@4@5l@4@11@9@11@9@5xe" filled="f" stroked="f">
+          <v:stroke joinstyle="miter"/>
+          <v:formulas>
+            <v:f eqn="if lineDrawn pixelLineWidth 0"/>
+            <v:f eqn="sum @0 1 0"/>
+            <v:f eqn="sum 0 0 @1"/>
+            <v:f eqn="prod @2 1 2"/>
+            <v:f eqn="prod @3 21600 pixelWidth"/>
+            <v:f eqn="prod @3 21600 pixelHeight"/>
+            <v:f eqn="sum @0 0 1"/>
+            <v:f eqn="prod @6 1 2"/>
+            <v:f eqn="prod @7 21600 pixelWidth"/>
+            <v:f eqn="sum @8 21600 0"/>
+            <v:f eqn="prod @7 21600 pixelHeight"/>
+            <v:f eqn="sum @10 21600 0"/>
+          </v:formulas>
+          <v:path o:extrusionok="f" gradientshapeok="t" o:connecttype="rect"/>
+          <o:lock v:ext="edit" aspectratio="t"/>
+        </v:shapetype>
+        <v:shape id="WordPictureWatermark27410861" o:spid="_x0000_s1027" type="#_x0000_t75" style="position:absolute;left:0;text-align:left;margin-left:0;margin-top:0;width:467.9pt;height:154pt;z-index:-251656192;mso-position-horizontal:center;mso-position-horizontal-relative:margin;mso-position-vertical:center;mso-position-vertical-relative:margin" o:allowincell="f">
+          <v:imagedata r:id="rId1" o:title="LOGO FLYNET" gain="19661f" blacklevel="22938f"/>
+        </v:shape>
+      </w:pict>
+    </w:r>
+  </w:p>
+</w:hdr>
+</file>
+
+<file path=word/header3.xml><?xml version="1.0" encoding="utf-8"?>
+<w:hdr xmlns:wpc="http://schemas.microsoft.com/office/word/2010/wordprocessingCanvas" xmlns:cx="http://schemas.microsoft.com/office/drawing/2014/chartex" xmlns:cx1="http://schemas.microsoft.com/office/drawing/2015/9/8/chartex" xmlns:cx2="http://schemas.microsoft.com/office/drawing/2015/10/21/chartex" xmlns:cx3="http://schemas.microsoft.com/office/drawing/2016/5/9/chartex" xmlns:cx4="http://schemas.microsoft.com/office/drawing/2016/5/10/chartex" xmlns:cx5="http://schemas.microsoft.com/office/drawing/2016/5/11/chartex" xmlns:cx6="http://schemas.microsoft.com/office/drawing/2016/5/12/chartex" xmlns:cx7="http://schemas.microsoft.com/office/drawing/2016/5/13/chartex" xmlns:cx8="http://schemas.microsoft.com/office/drawing/2016/5/14/chartex" xmlns:mc="http://schemas.openxmlformats.org/markup-compatibility/2006" xmlns:aink="http://schemas.microsoft.com/office/drawing/2016/ink" xmlns:am3d="http://schemas.microsoft.com/office/drawing/2017/model3d" xmlns:o="urn:schemas-microsoft-com:office:office" xmlns:oel="http://schemas.microsoft.com/office/2019/extlst" xmlns:r="http://schemas.openxmlformats.org/officeDocument/2006/relationships" xmlns:m="http://schemas.openxmlformats.org/officeDocument/2006/math" xmlns:v="urn:schemas-microsoft-com:vml" xmlns:wp14="http://schemas.microsoft.com/office/word/2010/wordprocessingDrawing" xmlns:wp="http://schemas.openxmlformats.org/drawingml/2006/wordprocessingDrawing" xmlns:w10="urn:schemas-microsoft-com:office:word" xmlns:w="http://schemas.openxmlformats.org/wordprocessingml/2006/main" xmlns:w14="http://schemas.microsoft.com/office/word/2010/wordml" xmlns:w15="http://schemas.microsoft.com/office/word/2012/wordml" xmlns:w16cei="http://schemas.microsoft.com/office/word/2026/wordml/cei" xmlns:w16cex="http://schemas.microsoft.com/office/word/2018/wordml/cex" xmlns:w16cid="http://schemas.microsoft.com/office/word/2016/wordml/cid" xmlns:w16="http://schemas.microsoft.com/office/word/2018/wordml" xmlns:w16du="http://schemas.microsoft.com/office/word/2023/wordml/word16du" xmlns:w16sdtdh="http://schemas.microsoft.com/office/word/2020/wordml/sdtdatahash" xmlns:w16sdtfl="http://schemas.microsoft.com/office/word/2024/wordml/sdtformatlock" xmlns:w16se="http://schemas.microsoft.com/office/word/2015/wordml/symex" xmlns:wpg="http://schemas.microsoft.com/office/word/2010/wordprocessingGroup" xmlns:wpi="http://schemas.microsoft.com/office/word/2010/wordprocessingInk" xmlns:wne="http://schemas.microsoft.com/office/word/2006/wordml" xmlns:wps="http://schemas.microsoft.com/office/word/2010/wordprocessingShape" mc:Ignorable="w14 w15 w16se w16cid w16 w16cex w16sdtdh w16sdtfl w16du wp14">
+  <w:p>
+    <w:pPr>
+      <w:pStyle w:val="Encabezado"/>
+    </w:pPr>
+    <w:r>
+      <w:rPr>
+        <w:noProof/>
+      </w:rPr>
+      <w:pict w14:anchorId="3512918B">
+        <v:shapetype id="_x0000_t75" coordsize="21600,21600" o:spt="75" o:preferrelative="t" path="m@4@5l@4@11@9@11@9@5xe" filled="f" stroked="f">
+          <v:stroke joinstyle="miter"/>
+          <v:formulas>
+            <v:f eqn="if lineDrawn pixelLineWidth 0"/>
+            <v:f eqn="sum @0 1 0"/>
+            <v:f eqn="sum 0 0 @1"/>
+            <v:f eqn="prod @2 1 2"/>
+            <v:f eqn="prod @3 21600 pixelWidth"/>
+            <v:f eqn="prod @3 21600 pixelHeight"/>
+            <v:f eqn="sum @0 0 1"/>
+            <v:f eqn="prod @6 1 2"/>
+            <v:f eqn="prod @7 21600 pixelWidth"/>
+            <v:f eqn="sum @8 21600 0"/>
+            <v:f eqn="prod @7 21600 pixelHeight"/>
+            <v:f eqn="sum @10 21600 0"/>
+          </v:formulas>
+          <v:path o:extrusionok="f" gradientshapeok="t" o:connecttype="rect"/>
+          <o:lock v:ext="edit" aspectratio="t"/>
+        </v:shapetype>
+        <v:shape id="WordPictureWatermark27410859" o:spid="_x0000_s1025" type="#_x0000_t75" style="position:absolute;left:0;text-align:left;margin-left:0;margin-top:0;width:467.9pt;height:154pt;z-index:-251658240;mso-position-horizontal:center;mso-position-horizontal-relative:margin;mso-position-vertical:center;mso-position-vertical-relative:margin" o:allowincell="f">
+          <v:imagedata r:id="rId1" o:title="LOGO FLYNET" gain="19661f" blacklevel="22938f"/>
+        </v:shape>
+      </w:pict>
+    </w:r>
+  </w:p>
+</w:hdr>
 </file>
 
 <file path=word/styles.xml><?xml version="1.0" encoding="utf-8"?>
@@ -3306,6 +3077,50 @@
       <w:tblStyleColBandSize w:val="1"/>
     </w:tblPr>
   </w:style>
+  <w:style w:type="paragraph" w:styleId="Encabezado">
+    <w:name w:val="header"/>
+    <w:basedOn w:val="Normal"/>
+    <w:link w:val="EncabezadoCar"/>
+    <w:uiPriority w:val="99"/>
+    <w:unhideWhenUsed/>
+    <w:rsid w:val="006D0BB9"/>
+    <w:pPr>
+      <w:tabs>
+        <w:tab w:val="center" w:pos="4419"/>
+        <w:tab w:val="right" w:pos="8838"/>
+      </w:tabs>
+      <w:spacing w:before="0" w:after="0" w:line="240" w:lineRule="auto"/>
+    </w:pPr>
+  </w:style>
+  <w:style w:type="character" w:customStyle="1" w:styleId="EncabezadoCar">
+    <w:name w:val="Encabezado Car"/>
+    <w:basedOn w:val="Fuentedeprrafopredeter"/>
+    <w:link w:val="Encabezado"/>
+    <w:uiPriority w:val="99"/>
+    <w:rsid w:val="006D0BB9"/>
+  </w:style>
+  <w:style w:type="paragraph" w:styleId="Piedepgina">
+    <w:name w:val="footer"/>
+    <w:basedOn w:val="Normal"/>
+    <w:link w:val="PiedepginaCar"/>
+    <w:uiPriority w:val="99"/>
+    <w:unhideWhenUsed/>
+    <w:rsid w:val="006D0BB9"/>
+    <w:pPr>
+      <w:tabs>
+        <w:tab w:val="center" w:pos="4419"/>
+        <w:tab w:val="right" w:pos="8838"/>
+      </w:tabs>
+      <w:spacing w:before="0" w:after="0" w:line="240" w:lineRule="auto"/>
+    </w:pPr>
+  </w:style>
+  <w:style w:type="character" w:customStyle="1" w:styleId="PiedepginaCar">
+    <w:name w:val="Pie de página Car"/>
+    <w:basedOn w:val="Fuentedeprrafopredeter"/>
+    <w:link w:val="Piedepgina"/>
+    <w:uiPriority w:val="99"/>
+    <w:rsid w:val="006D0BB9"/>
+  </w:style>
 </w:styles>
 </file>
 
